--- a/results_diffrt_915mhz.docx
+++ b/results_diffrt_915mhz.docx
@@ -5,6 +5,7 @@
     <w:p>
       <w:pPr>
         <w:pStyle w:val="Heading1"/>
+        <w:jc w:val="left"/>
       </w:pPr>
       <w:r>
         <w:t>Differentiable Ray Tracing Calibration Report — Sionna 0.19.2</w:t>
@@ -60,7 +61,7 @@
       <w:r>
         <w:rPr>
           <w:rFonts w:ascii="Courier New" w:hAnsi="Courier New"/>
-          <w:sz w:val="20"/>
+          <w:sz w:val="18"/>
         </w:rPr>
         <w:t>scene_with_full_019.xml</w:t>
       </w:r>
@@ -94,26 +95,37 @@
     </w:p>
     <w:p/>
     <w:p>
+      <w:r>
+        <w:t>────────────────────────────────────────────────────────────</w:t>
+      </w:r>
+    </w:p>
+    <w:p/>
+    <w:p>
       <w:pPr>
         <w:pStyle w:val="Heading2"/>
+        <w:jc w:val="left"/>
       </w:pPr>
       <w:r>
         <w:t>1. Introduction</w:t>
       </w:r>
     </w:p>
+    <w:p/>
     <w:p>
       <w:pPr>
         <w:pStyle w:val="Heading3"/>
+        <w:jc w:val="left"/>
       </w:pPr>
       <w:r>
         <w:t>1.1 What is Differentiable Ray Tracing Calibration?</w:t>
       </w:r>
     </w:p>
+    <w:p/>
     <w:p>
       <w:r>
         <w:t>Standard ray tracing uses fixed material electromagnetic (EM) properties (permittivity ε_r, conductivity σ, scattering coefficient S) sourced from ITU-R P.2040-2 tables. These defaults were measured in controlled lab conditions and may not reflect the actual materials in a specific urban scene.</w:t>
       </w:r>
     </w:p>
+    <w:p/>
     <w:p>
       <w:r/>
       <w:r>
@@ -126,14 +138,17 @@
         <w:t xml:space="preserve"> treats the ray tracing computation as a differentiable function with respect to material parameters. This allows gradient-based optimisation — the material properties are updated iteratively to minimise the error between simulated and measured path loss, exactly like training a neural network.</w:t>
       </w:r>
     </w:p>
+    <w:p/>
     <w:p>
       <w:pPr>
         <w:pStyle w:val="Heading3"/>
+        <w:jc w:val="left"/>
       </w:pPr>
       <w:r>
         <w:t>1.2 Calibration Pipeline</w:t>
       </w:r>
     </w:p>
+    <w:p/>
     <w:p>
       <w:r>
         <w:t xml:space="preserve">The calibration follows the </w:t>
@@ -148,6 +163,7 @@
         <w:t xml:space="preserve"> methodology (Hoydis et al. 2023):</w:t>
       </w:r>
     </w:p>
+    <w:p/>
     <w:tbl>
       <w:tblPr>
         <w:tblStyle w:val="TableGrid"/>
@@ -155,16 +171,15 @@
         <w:tblLook w:firstColumn="1" w:firstRow="1" w:lastColumn="0" w:lastRow="0" w:noHBand="0" w:noVBand="1" w:val="04A0"/>
       </w:tblPr>
       <w:tblGrid>
-        <w:gridCol w:w="2351"/>
-        <w:gridCol w:w="2351"/>
-        <w:gridCol w:w="2351"/>
-        <w:gridCol w:w="2351"/>
+        <w:gridCol w:w="2160"/>
+        <w:gridCol w:w="2160"/>
+        <w:gridCol w:w="2160"/>
+        <w:gridCol w:w="2160"/>
       </w:tblGrid>
       <w:tr>
         <w:tc>
           <w:tcPr>
-            <w:tcW w:type="dxa" w:w="2351"/>
-            <w:shd w:fill="BDD7EE" w:val="clear"/>
+            <w:tcW w:type="dxa" w:w="2160"/>
           </w:tcPr>
           <w:p>
             <w:r>
@@ -177,8 +192,7 @@
         </w:tc>
         <w:tc>
           <w:tcPr>
-            <w:tcW w:type="dxa" w:w="2351"/>
-            <w:shd w:fill="BDD7EE" w:val="clear"/>
+            <w:tcW w:type="dxa" w:w="2160"/>
           </w:tcPr>
           <w:p>
             <w:r>
@@ -191,8 +205,7 @@
         </w:tc>
         <w:tc>
           <w:tcPr>
-            <w:tcW w:type="dxa" w:w="2351"/>
-            <w:shd w:fill="BDD7EE" w:val="clear"/>
+            <w:tcW w:type="dxa" w:w="2160"/>
           </w:tcPr>
           <w:p>
             <w:r>
@@ -205,8 +218,7 @@
         </w:tc>
         <w:tc>
           <w:tcPr>
-            <w:tcW w:type="dxa" w:w="2351"/>
-            <w:shd w:fill="BDD7EE" w:val="clear"/>
+            <w:tcW w:type="dxa" w:w="2160"/>
           </w:tcPr>
           <w:p>
             <w:r>
@@ -221,17 +233,17 @@
       <w:tr>
         <w:tc>
           <w:tcPr>
-            <w:tcW w:type="dxa" w:w="2351"/>
-          </w:tcPr>
-          <w:p>
-            <w:r>
-              <w:t>Stage 1 — Scalar offset</w:t>
-            </w:r>
-          </w:p>
-        </w:tc>
-        <w:tc>
-          <w:tcPr>
-            <w:tcW w:type="dxa" w:w="2351"/>
+            <w:tcW w:type="dxa" w:w="2160"/>
+          </w:tcPr>
+          <w:p>
+            <w:r>
+              <w:t>**Stage 1 — Scalar offset**</w:t>
+            </w:r>
+          </w:p>
+        </w:tc>
+        <w:tc>
+          <w:tcPr>
+            <w:tcW w:type="dxa" w:w="2160"/>
           </w:tcPr>
           <w:p>
             <w:r>
@@ -241,7 +253,7 @@
         </w:tc>
         <w:tc>
           <w:tcPr>
-            <w:tcW w:type="dxa" w:w="2351"/>
+            <w:tcW w:type="dxa" w:w="2160"/>
           </w:tcPr>
           <w:p>
             <w:r>
@@ -251,7 +263,7 @@
         </w:tc>
         <w:tc>
           <w:tcPr>
-            <w:tcW w:type="dxa" w:w="2351"/>
+            <w:tcW w:type="dxa" w:w="2160"/>
           </w:tcPr>
           <w:p>
             <w:r>
@@ -263,17 +275,17 @@
       <w:tr>
         <w:tc>
           <w:tcPr>
-            <w:tcW w:type="dxa" w:w="2351"/>
-          </w:tcPr>
-          <w:p>
-            <w:r>
-              <w:t>Stage 2 — Material calibration</w:t>
-            </w:r>
-          </w:p>
-        </w:tc>
-        <w:tc>
-          <w:tcPr>
-            <w:tcW w:type="dxa" w:w="2351"/>
+            <w:tcW w:type="dxa" w:w="2160"/>
+          </w:tcPr>
+          <w:p>
+            <w:r>
+              <w:t>**Stage 2 — Material calibration**</w:t>
+            </w:r>
+          </w:p>
+        </w:tc>
+        <w:tc>
+          <w:tcPr>
+            <w:tcW w:type="dxa" w:w="2160"/>
           </w:tcPr>
           <w:p>
             <w:r>
@@ -283,7 +295,7 @@
         </w:tc>
         <w:tc>
           <w:tcPr>
-            <w:tcW w:type="dxa" w:w="2351"/>
+            <w:tcW w:type="dxa" w:w="2160"/>
           </w:tcPr>
           <w:p>
             <w:r>
@@ -293,7 +305,7 @@
         </w:tc>
         <w:tc>
           <w:tcPr>
-            <w:tcW w:type="dxa" w:w="2351"/>
+            <w:tcW w:type="dxa" w:w="2160"/>
           </w:tcPr>
           <w:p>
             <w:r>
@@ -303,6 +315,7 @@
         </w:tc>
       </w:tr>
     </w:tbl>
+    <w:p/>
     <w:p/>
     <w:p>
       <w:r>
@@ -314,14 +327,17 @@
         <w:t>Stage 2 (Cell 11b) is the full differentiable calibration — equivalent to "Learned Materials".</w:t>
       </w:r>
     </w:p>
+    <w:p/>
     <w:p>
       <w:pPr>
         <w:pStyle w:val="Heading3"/>
+        <w:jc w:val="left"/>
       </w:pPr>
       <w:r>
         <w:t>1.3 Why Sionna 0.19.2 (TF backend)?</w:t>
       </w:r>
     </w:p>
+    <w:p/>
     <w:p>
       <w:r>
         <w:t xml:space="preserve">Sionna 0.19.2 uses TensorFlow's autodiff. Material properties can be defined as </w:t>
@@ -329,7 +345,7 @@
       <w:r>
         <w:rPr>
           <w:rFonts w:ascii="Courier New" w:hAnsi="Courier New"/>
-          <w:sz w:val="20"/>
+          <w:sz w:val="18"/>
         </w:rPr>
         <w:t>tf.Variable</w:t>
       </w:r>
@@ -339,7 +355,7 @@
       <w:r>
         <w:rPr>
           <w:rFonts w:ascii="Courier New" w:hAnsi="Courier New"/>
-          <w:sz w:val="20"/>
+          <w:sz w:val="18"/>
         </w:rPr>
         <w:t>tf.GradientTape</w:t>
       </w:r>
@@ -349,7 +365,7 @@
       <w:r>
         <w:rPr>
           <w:rFonts w:ascii="Courier New" w:hAnsi="Courier New"/>
-          <w:sz w:val="20"/>
+          <w:sz w:val="18"/>
         </w:rPr>
         <w:t>∂Loss/∂(ε_r, σ, S)</w:t>
       </w:r>
@@ -359,21 +375,31 @@
     </w:p>
     <w:p/>
     <w:p>
+      <w:r>
+        <w:t>────────────────────────────────────────────────────────────</w:t>
+      </w:r>
+    </w:p>
+    <w:p/>
+    <w:p>
       <w:pPr>
         <w:pStyle w:val="Heading2"/>
+        <w:jc w:val="left"/>
       </w:pPr>
       <w:r>
         <w:t>2. Simulation Setup</w:t>
       </w:r>
     </w:p>
+    <w:p/>
     <w:p>
       <w:pPr>
         <w:pStyle w:val="Heading3"/>
+        <w:jc w:val="left"/>
       </w:pPr>
       <w:r>
         <w:t>2.1 Scene Configuration</w:t>
       </w:r>
     </w:p>
+    <w:p/>
     <w:tbl>
       <w:tblPr>
         <w:tblStyle w:val="TableGrid"/>
@@ -381,14 +407,13 @@
         <w:tblLook w:firstColumn="1" w:firstRow="1" w:lastColumn="0" w:lastRow="0" w:noHBand="0" w:noVBand="1" w:val="04A0"/>
       </w:tblPr>
       <w:tblGrid>
-        <w:gridCol w:w="4703"/>
-        <w:gridCol w:w="4703"/>
+        <w:gridCol w:w="4320"/>
+        <w:gridCol w:w="4320"/>
       </w:tblGrid>
       <w:tr>
         <w:tc>
           <w:tcPr>
-            <w:tcW w:type="dxa" w:w="4703"/>
-            <w:shd w:fill="BDD7EE" w:val="clear"/>
+            <w:tcW w:type="dxa" w:w="4320"/>
           </w:tcPr>
           <w:p>
             <w:r>
@@ -401,8 +426,7 @@
         </w:tc>
         <w:tc>
           <w:tcPr>
-            <w:tcW w:type="dxa" w:w="4703"/>
-            <w:shd w:fill="BDD7EE" w:val="clear"/>
+            <w:tcW w:type="dxa" w:w="4320"/>
           </w:tcPr>
           <w:p>
             <w:r>
@@ -417,7 +441,7 @@
       <w:tr>
         <w:tc>
           <w:tcPr>
-            <w:tcW w:type="dxa" w:w="4703"/>
+            <w:tcW w:type="dxa" w:w="4320"/>
           </w:tcPr>
           <w:p>
             <w:r>
@@ -427,11 +451,11 @@
         </w:tc>
         <w:tc>
           <w:tcPr>
-            <w:tcW w:type="dxa" w:w="4703"/>
-          </w:tcPr>
-          <w:p>
-            <w:r>
-              <w:t>scene_with_full_019.xml</w:t>
+            <w:tcW w:type="dxa" w:w="4320"/>
+          </w:tcPr>
+          <w:p>
+            <w:r>
+              <w:t>`scene_with_full_019.xml`</w:t>
             </w:r>
           </w:p>
         </w:tc>
@@ -439,7 +463,7 @@
       <w:tr>
         <w:tc>
           <w:tcPr>
-            <w:tcW w:type="dxa" w:w="4703"/>
+            <w:tcW w:type="dxa" w:w="4320"/>
           </w:tcPr>
           <w:p>
             <w:r>
@@ -449,7 +473,7 @@
         </w:tc>
         <w:tc>
           <w:tcPr>
-            <w:tcW w:type="dxa" w:w="4703"/>
+            <w:tcW w:type="dxa" w:w="4320"/>
           </w:tcPr>
           <w:p>
             <w:r>
@@ -461,7 +485,7 @@
       <w:tr>
         <w:tc>
           <w:tcPr>
-            <w:tcW w:type="dxa" w:w="4703"/>
+            <w:tcW w:type="dxa" w:w="4320"/>
           </w:tcPr>
           <w:p>
             <w:r>
@@ -471,7 +495,7 @@
         </w:tc>
         <w:tc>
           <w:tcPr>
-            <w:tcW w:type="dxa" w:w="4703"/>
+            <w:tcW w:type="dxa" w:w="4320"/>
           </w:tcPr>
           <w:p>
             <w:r>
@@ -483,7 +507,7 @@
       <w:tr>
         <w:tc>
           <w:tcPr>
-            <w:tcW w:type="dxa" w:w="4703"/>
+            <w:tcW w:type="dxa" w:w="4320"/>
           </w:tcPr>
           <w:p>
             <w:r>
@@ -493,7 +517,7 @@
         </w:tc>
         <w:tc>
           <w:tcPr>
-            <w:tcW w:type="dxa" w:w="4703"/>
+            <w:tcW w:type="dxa" w:w="4320"/>
           </w:tcPr>
           <w:p>
             <w:r>
@@ -505,7 +529,7 @@
       <w:tr>
         <w:tc>
           <w:tcPr>
-            <w:tcW w:type="dxa" w:w="4703"/>
+            <w:tcW w:type="dxa" w:w="4320"/>
           </w:tcPr>
           <w:p>
             <w:r>
@@ -515,7 +539,7 @@
         </w:tc>
         <w:tc>
           <w:tcPr>
-            <w:tcW w:type="dxa" w:w="4703"/>
+            <w:tcW w:type="dxa" w:w="4320"/>
           </w:tcPr>
           <w:p>
             <w:r>
@@ -527,7 +551,7 @@
       <w:tr>
         <w:tc>
           <w:tcPr>
-            <w:tcW w:type="dxa" w:w="4703"/>
+            <w:tcW w:type="dxa" w:w="4320"/>
           </w:tcPr>
           <w:p>
             <w:r>
@@ -537,7 +561,7 @@
         </w:tc>
         <w:tc>
           <w:tcPr>
-            <w:tcW w:type="dxa" w:w="4703"/>
+            <w:tcW w:type="dxa" w:w="4320"/>
           </w:tcPr>
           <w:p>
             <w:r>
@@ -549,7 +573,7 @@
       <w:tr>
         <w:tc>
           <w:tcPr>
-            <w:tcW w:type="dxa" w:w="4703"/>
+            <w:tcW w:type="dxa" w:w="4320"/>
           </w:tcPr>
           <w:p>
             <w:r>
@@ -559,7 +583,7 @@
         </w:tc>
         <w:tc>
           <w:tcPr>
-            <w:tcW w:type="dxa" w:w="4703"/>
+            <w:tcW w:type="dxa" w:w="4320"/>
           </w:tcPr>
           <w:p>
             <w:r>
@@ -571,7 +595,7 @@
       <w:tr>
         <w:tc>
           <w:tcPr>
-            <w:tcW w:type="dxa" w:w="4703"/>
+            <w:tcW w:type="dxa" w:w="4320"/>
           </w:tcPr>
           <w:p>
             <w:r>
@@ -581,7 +605,7 @@
         </w:tc>
         <w:tc>
           <w:tcPr>
-            <w:tcW w:type="dxa" w:w="4703"/>
+            <w:tcW w:type="dxa" w:w="4320"/>
           </w:tcPr>
           <w:p>
             <w:r>
@@ -593,7 +617,7 @@
       <w:tr>
         <w:tc>
           <w:tcPr>
-            <w:tcW w:type="dxa" w:w="4703"/>
+            <w:tcW w:type="dxa" w:w="4320"/>
           </w:tcPr>
           <w:p>
             <w:r>
@@ -603,7 +627,7 @@
         </w:tc>
         <w:tc>
           <w:tcPr>
-            <w:tcW w:type="dxa" w:w="4703"/>
+            <w:tcW w:type="dxa" w:w="4320"/>
           </w:tcPr>
           <w:p>
             <w:r>
@@ -615,7 +639,7 @@
       <w:tr>
         <w:tc>
           <w:tcPr>
-            <w:tcW w:type="dxa" w:w="4703"/>
+            <w:tcW w:type="dxa" w:w="4320"/>
           </w:tcPr>
           <w:p>
             <w:r>
@@ -625,7 +649,7 @@
         </w:tc>
         <w:tc>
           <w:tcPr>
-            <w:tcW w:type="dxa" w:w="4703"/>
+            <w:tcW w:type="dxa" w:w="4320"/>
           </w:tcPr>
           <w:p>
             <w:r>
@@ -637,7 +661,7 @@
       <w:tr>
         <w:tc>
           <w:tcPr>
-            <w:tcW w:type="dxa" w:w="4703"/>
+            <w:tcW w:type="dxa" w:w="4320"/>
           </w:tcPr>
           <w:p>
             <w:r>
@@ -647,7 +671,7 @@
         </w:tc>
         <w:tc>
           <w:tcPr>
-            <w:tcW w:type="dxa" w:w="4703"/>
+            <w:tcW w:type="dxa" w:w="4320"/>
           </w:tcPr>
           <w:p>
             <w:r>
@@ -657,15 +681,18 @@
         </w:tc>
       </w:tr>
     </w:tbl>
+    <w:p/>
     <w:p/>
     <w:p>
       <w:pPr>
         <w:pStyle w:val="Heading3"/>
+        <w:jc w:val="left"/>
       </w:pPr>
       <w:r>
         <w:t>2.2 Ray Tracing Parameters</w:t>
       </w:r>
     </w:p>
+    <w:p/>
     <w:tbl>
       <w:tblPr>
         <w:tblStyle w:val="TableGrid"/>
@@ -673,15 +700,14 @@
         <w:tblLook w:firstColumn="1" w:firstRow="1" w:lastColumn="0" w:lastRow="0" w:noHBand="0" w:noVBand="1" w:val="04A0"/>
       </w:tblPr>
       <w:tblGrid>
-        <w:gridCol w:w="3135"/>
-        <w:gridCol w:w="3135"/>
-        <w:gridCol w:w="3135"/>
+        <w:gridCol w:w="2880"/>
+        <w:gridCol w:w="2880"/>
+        <w:gridCol w:w="2880"/>
       </w:tblGrid>
       <w:tr>
         <w:tc>
           <w:tcPr>
-            <w:tcW w:type="dxa" w:w="3135"/>
-            <w:shd w:fill="BDD7EE" w:val="clear"/>
+            <w:tcW w:type="dxa" w:w="2880"/>
           </w:tcPr>
           <w:p>
             <w:r>
@@ -694,8 +720,7 @@
         </w:tc>
         <w:tc>
           <w:tcPr>
-            <w:tcW w:type="dxa" w:w="3135"/>
-            <w:shd w:fill="BDD7EE" w:val="clear"/>
+            <w:tcW w:type="dxa" w:w="2880"/>
           </w:tcPr>
           <w:p>
             <w:r>
@@ -708,8 +733,7 @@
         </w:tc>
         <w:tc>
           <w:tcPr>
-            <w:tcW w:type="dxa" w:w="3135"/>
-            <w:shd w:fill="BDD7EE" w:val="clear"/>
+            <w:tcW w:type="dxa" w:w="2880"/>
           </w:tcPr>
           <w:p>
             <w:r>
@@ -724,17 +748,17 @@
       <w:tr>
         <w:tc>
           <w:tcPr>
-            <w:tcW w:type="dxa" w:w="3135"/>
-          </w:tcPr>
-          <w:p>
-            <w:r>
-              <w:t>max_depth</w:t>
-            </w:r>
-          </w:p>
-        </w:tc>
-        <w:tc>
-          <w:tcPr>
-            <w:tcW w:type="dxa" w:w="3135"/>
+            <w:tcW w:type="dxa" w:w="2880"/>
+          </w:tcPr>
+          <w:p>
+            <w:r>
+              <w:t>`max_depth`</w:t>
+            </w:r>
+          </w:p>
+        </w:tc>
+        <w:tc>
+          <w:tcPr>
+            <w:tcW w:type="dxa" w:w="2880"/>
           </w:tcPr>
           <w:p>
             <w:r>
@@ -744,7 +768,7 @@
         </w:tc>
         <w:tc>
           <w:tcPr>
-            <w:tcW w:type="dxa" w:w="3135"/>
+            <w:tcW w:type="dxa" w:w="2880"/>
           </w:tcPr>
           <w:p>
             <w:r>
@@ -756,17 +780,17 @@
       <w:tr>
         <w:tc>
           <w:tcPr>
-            <w:tcW w:type="dxa" w:w="3135"/>
-          </w:tcPr>
-          <w:p>
-            <w:r>
-              <w:t>num_samples</w:t>
-            </w:r>
-          </w:p>
-        </w:tc>
-        <w:tc>
-          <w:tcPr>
-            <w:tcW w:type="dxa" w:w="3135"/>
+            <w:tcW w:type="dxa" w:w="2880"/>
+          </w:tcPr>
+          <w:p>
+            <w:r>
+              <w:t>`num_samples`</w:t>
+            </w:r>
+          </w:p>
+        </w:tc>
+        <w:tc>
+          <w:tcPr>
+            <w:tcW w:type="dxa" w:w="2880"/>
           </w:tcPr>
           <w:p>
             <w:r>
@@ -776,7 +800,7 @@
         </w:tc>
         <w:tc>
           <w:tcPr>
-            <w:tcW w:type="dxa" w:w="3135"/>
+            <w:tcW w:type="dxa" w:w="2880"/>
           </w:tcPr>
           <w:p>
             <w:r>
@@ -788,17 +812,17 @@
       <w:tr>
         <w:tc>
           <w:tcPr>
-            <w:tcW w:type="dxa" w:w="3135"/>
-          </w:tcPr>
-          <w:p>
-            <w:r>
-              <w:t>los</w:t>
-            </w:r>
-          </w:p>
-        </w:tc>
-        <w:tc>
-          <w:tcPr>
-            <w:tcW w:type="dxa" w:w="3135"/>
+            <w:tcW w:type="dxa" w:w="2880"/>
+          </w:tcPr>
+          <w:p>
+            <w:r>
+              <w:t>`los`</w:t>
+            </w:r>
+          </w:p>
+        </w:tc>
+        <w:tc>
+          <w:tcPr>
+            <w:tcW w:type="dxa" w:w="2880"/>
           </w:tcPr>
           <w:p>
             <w:r>
@@ -808,7 +832,7 @@
         </w:tc>
         <w:tc>
           <w:tcPr>
-            <w:tcW w:type="dxa" w:w="3135"/>
+            <w:tcW w:type="dxa" w:w="2880"/>
           </w:tcPr>
           <w:p>
             <w:r>
@@ -820,17 +844,17 @@
       <w:tr>
         <w:tc>
           <w:tcPr>
-            <w:tcW w:type="dxa" w:w="3135"/>
-          </w:tcPr>
-          <w:p>
-            <w:r>
-              <w:t>reflection</w:t>
-            </w:r>
-          </w:p>
-        </w:tc>
-        <w:tc>
-          <w:tcPr>
-            <w:tcW w:type="dxa" w:w="3135"/>
+            <w:tcW w:type="dxa" w:w="2880"/>
+          </w:tcPr>
+          <w:p>
+            <w:r>
+              <w:t>`reflection`</w:t>
+            </w:r>
+          </w:p>
+        </w:tc>
+        <w:tc>
+          <w:tcPr>
+            <w:tcW w:type="dxa" w:w="2880"/>
           </w:tcPr>
           <w:p>
             <w:r>
@@ -840,7 +864,7 @@
         </w:tc>
         <w:tc>
           <w:tcPr>
-            <w:tcW w:type="dxa" w:w="3135"/>
+            <w:tcW w:type="dxa" w:w="2880"/>
           </w:tcPr>
           <w:p>
             <w:r>
@@ -852,17 +876,17 @@
       <w:tr>
         <w:tc>
           <w:tcPr>
-            <w:tcW w:type="dxa" w:w="3135"/>
-          </w:tcPr>
-          <w:p>
-            <w:r>
-              <w:t>diffraction</w:t>
-            </w:r>
-          </w:p>
-        </w:tc>
-        <w:tc>
-          <w:tcPr>
-            <w:tcW w:type="dxa" w:w="3135"/>
+            <w:tcW w:type="dxa" w:w="2880"/>
+          </w:tcPr>
+          <w:p>
+            <w:r>
+              <w:t>`diffraction`</w:t>
+            </w:r>
+          </w:p>
+        </w:tc>
+        <w:tc>
+          <w:tcPr>
+            <w:tcW w:type="dxa" w:w="2880"/>
           </w:tcPr>
           <w:p>
             <w:r>
@@ -872,7 +896,7 @@
         </w:tc>
         <w:tc>
           <w:tcPr>
-            <w:tcW w:type="dxa" w:w="3135"/>
+            <w:tcW w:type="dxa" w:w="2880"/>
           </w:tcPr>
           <w:p>
             <w:r>
@@ -884,17 +908,17 @@
       <w:tr>
         <w:tc>
           <w:tcPr>
-            <w:tcW w:type="dxa" w:w="3135"/>
-          </w:tcPr>
-          <w:p>
-            <w:r>
-              <w:t>scattering</w:t>
-            </w:r>
-          </w:p>
-        </w:tc>
-        <w:tc>
-          <w:tcPr>
-            <w:tcW w:type="dxa" w:w="3135"/>
+            <w:tcW w:type="dxa" w:w="2880"/>
+          </w:tcPr>
+          <w:p>
+            <w:r>
+              <w:t>`scattering`</w:t>
+            </w:r>
+          </w:p>
+        </w:tc>
+        <w:tc>
+          <w:tcPr>
+            <w:tcW w:type="dxa" w:w="2880"/>
           </w:tcPr>
           <w:p>
             <w:r>
@@ -904,7 +928,7 @@
         </w:tc>
         <w:tc>
           <w:tcPr>
-            <w:tcW w:type="dxa" w:w="3135"/>
+            <w:tcW w:type="dxa" w:w="2880"/>
           </w:tcPr>
           <w:p>
             <w:r>
@@ -916,7 +940,7 @@
       <w:tr>
         <w:tc>
           <w:tcPr>
-            <w:tcW w:type="dxa" w:w="3135"/>
+            <w:tcW w:type="dxa" w:w="2880"/>
           </w:tcPr>
           <w:p>
             <w:r>
@@ -926,7 +950,7 @@
         </w:tc>
         <w:tc>
           <w:tcPr>
-            <w:tcW w:type="dxa" w:w="3135"/>
+            <w:tcW w:type="dxa" w:w="2880"/>
           </w:tcPr>
           <w:p>
             <w:r>
@@ -936,7 +960,7 @@
         </w:tc>
         <w:tc>
           <w:tcPr>
-            <w:tcW w:type="dxa" w:w="3135"/>
+            <w:tcW w:type="dxa" w:w="2880"/>
           </w:tcPr>
           <w:p>
             <w:r>
@@ -948,7 +972,7 @@
       <w:tr>
         <w:tc>
           <w:tcPr>
-            <w:tcW w:type="dxa" w:w="3135"/>
+            <w:tcW w:type="dxa" w:w="2880"/>
           </w:tcPr>
           <w:p>
             <w:r>
@@ -958,7 +982,7 @@
         </w:tc>
         <w:tc>
           <w:tcPr>
-            <w:tcW w:type="dxa" w:w="3135"/>
+            <w:tcW w:type="dxa" w:w="2880"/>
           </w:tcPr>
           <w:p>
             <w:r>
@@ -968,7 +992,7 @@
         </w:tc>
         <w:tc>
           <w:tcPr>
-            <w:tcW w:type="dxa" w:w="3135"/>
+            <w:tcW w:type="dxa" w:w="2880"/>
           </w:tcPr>
           <w:p>
             <w:r>
@@ -978,28 +1002,33 @@
         </w:tc>
       </w:tr>
     </w:tbl>
+    <w:p/>
     <w:p/>
     <w:p>
       <w:pPr>
         <w:pStyle w:val="Heading3"/>
+        <w:jc w:val="left"/>
       </w:pPr>
       <w:r>
         <w:t>2.3 Sionna 0.19 API Detection</w:t>
       </w:r>
     </w:p>
+    <w:p/>
     <w:p>
       <w:r>
         <w:t>The notebook auto-detects the Sionna API version at runtime. For Sionna 0.19:</w:t>
       </w:r>
     </w:p>
+    <w:p/>
     <w:p>
       <w:pPr>
-        <w:shd w:fill="F2F2F2" w:val="clear"/>
+        <w:ind w:left="576"/>
       </w:pPr>
       <w:r>
         <w:rPr>
           <w:rFonts w:ascii="Courier New" w:hAnsi="Courier New"/>
-          <w:sz w:val="18"/>
+          <w:color w:val="2C3E50"/>
+          <w:sz w:val="17"/>
         </w:rPr>
         <w:t>compute_paths API params: ['check_scene', 'diffraction', 'edge_diffraction',</w:t>
         <w:br/>
@@ -1010,21 +1039,31 @@
     </w:p>
     <w:p/>
     <w:p>
+      <w:r>
+        <w:t>────────────────────────────────────────────────────────────</w:t>
+      </w:r>
+    </w:p>
+    <w:p/>
+    <w:p>
       <w:pPr>
         <w:pStyle w:val="Heading2"/>
+        <w:jc w:val="left"/>
       </w:pPr>
       <w:r>
         <w:t>3. Pre-Tracing Results (Cell 10b — Stage 1)</w:t>
       </w:r>
     </w:p>
+    <w:p/>
     <w:p>
       <w:pPr>
         <w:pStyle w:val="Heading3"/>
+        <w:jc w:val="left"/>
       </w:pPr>
       <w:r>
         <w:t>3.1 Path Solver Coverage</w:t>
       </w:r>
     </w:p>
+    <w:p/>
     <w:tbl>
       <w:tblPr>
         <w:tblStyle w:val="TableGrid"/>
@@ -1032,14 +1071,13 @@
         <w:tblLook w:firstColumn="1" w:firstRow="1" w:lastColumn="0" w:lastRow="0" w:noHBand="0" w:noVBand="1" w:val="04A0"/>
       </w:tblPr>
       <w:tblGrid>
-        <w:gridCol w:w="4703"/>
-        <w:gridCol w:w="4703"/>
+        <w:gridCol w:w="4320"/>
+        <w:gridCol w:w="4320"/>
       </w:tblGrid>
       <w:tr>
         <w:tc>
           <w:tcPr>
-            <w:tcW w:type="dxa" w:w="4703"/>
-            <w:shd w:fill="BDD7EE" w:val="clear"/>
+            <w:tcW w:type="dxa" w:w="4320"/>
           </w:tcPr>
           <w:p>
             <w:r>
@@ -1052,8 +1090,7 @@
         </w:tc>
         <w:tc>
           <w:tcPr>
-            <w:tcW w:type="dxa" w:w="4703"/>
-            <w:shd w:fill="BDD7EE" w:val="clear"/>
+            <w:tcW w:type="dxa" w:w="4320"/>
           </w:tcPr>
           <w:p>
             <w:r>
@@ -1068,7 +1105,7 @@
       <w:tr>
         <w:tc>
           <w:tcPr>
-            <w:tcW w:type="dxa" w:w="4703"/>
+            <w:tcW w:type="dxa" w:w="4320"/>
           </w:tcPr>
           <w:p>
             <w:r>
@@ -1078,11 +1115,11 @@
         </w:tc>
         <w:tc>
           <w:tcPr>
-            <w:tcW w:type="dxa" w:w="4703"/>
-          </w:tcPr>
-          <w:p>
-            <w:r>
-              <w:t>228 / 1,140</w:t>
+            <w:tcW w:type="dxa" w:w="4320"/>
+          </w:tcPr>
+          <w:p>
+            <w:r>
+              <w:t>**228 / 1,140**</w:t>
             </w:r>
           </w:p>
         </w:tc>
@@ -1090,7 +1127,7 @@
       <w:tr>
         <w:tc>
           <w:tcPr>
-            <w:tcW w:type="dxa" w:w="4703"/>
+            <w:tcW w:type="dxa" w:w="4320"/>
           </w:tcPr>
           <w:p>
             <w:r>
@@ -1100,11 +1137,11 @@
         </w:tc>
         <w:tc>
           <w:tcPr>
-            <w:tcW w:type="dxa" w:w="4703"/>
-          </w:tcPr>
-          <w:p>
-            <w:r>
-              <w:t>20%</w:t>
+            <w:tcW w:type="dxa" w:w="4320"/>
+          </w:tcPr>
+          <w:p>
+            <w:r>
+              <w:t>**20%**</w:t>
             </w:r>
           </w:p>
         </w:tc>
@@ -1112,7 +1149,7 @@
       <w:tr>
         <w:tc>
           <w:tcPr>
-            <w:tcW w:type="dxa" w:w="4703"/>
+            <w:tcW w:type="dxa" w:w="4320"/>
           </w:tcPr>
           <w:p>
             <w:r>
@@ -1122,7 +1159,7 @@
         </w:tc>
         <w:tc>
           <w:tcPr>
-            <w:tcW w:type="dxa" w:w="4703"/>
+            <w:tcW w:type="dxa" w:w="4320"/>
           </w:tcPr>
           <w:p>
             <w:r>
@@ -1134,7 +1171,7 @@
       <w:tr>
         <w:tc>
           <w:tcPr>
-            <w:tcW w:type="dxa" w:w="4703"/>
+            <w:tcW w:type="dxa" w:w="4320"/>
           </w:tcPr>
           <w:p>
             <w:r>
@@ -1144,7 +1181,7 @@
         </w:tc>
         <w:tc>
           <w:tcPr>
-            <w:tcW w:type="dxa" w:w="4703"/>
+            <w:tcW w:type="dxa" w:w="4320"/>
           </w:tcPr>
           <w:p>
             <w:r>
@@ -1156,7 +1193,7 @@
       <w:tr>
         <w:tc>
           <w:tcPr>
-            <w:tcW w:type="dxa" w:w="4703"/>
+            <w:tcW w:type="dxa" w:w="4320"/>
           </w:tcPr>
           <w:p>
             <w:r>
@@ -1166,7 +1203,7 @@
         </w:tc>
         <w:tc>
           <w:tcPr>
-            <w:tcW w:type="dxa" w:w="4703"/>
+            <w:tcW w:type="dxa" w:w="4320"/>
           </w:tcPr>
           <w:p>
             <w:r>
@@ -1178,7 +1215,7 @@
       <w:tr>
         <w:tc>
           <w:tcPr>
-            <w:tcW w:type="dxa" w:w="4703"/>
+            <w:tcW w:type="dxa" w:w="4320"/>
           </w:tcPr>
           <w:p>
             <w:r>
@@ -1188,7 +1225,7 @@
         </w:tc>
         <w:tc>
           <w:tcPr>
-            <w:tcW w:type="dxa" w:w="4703"/>
+            <w:tcW w:type="dxa" w:w="4320"/>
           </w:tcPr>
           <w:p>
             <w:r>
@@ -1200,7 +1237,7 @@
       <w:tr>
         <w:tc>
           <w:tcPr>
-            <w:tcW w:type="dxa" w:w="4703"/>
+            <w:tcW w:type="dxa" w:w="4320"/>
           </w:tcPr>
           <w:p>
             <w:r>
@@ -1210,7 +1247,7 @@
         </w:tc>
         <w:tc>
           <w:tcPr>
-            <w:tcW w:type="dxa" w:w="4703"/>
+            <w:tcW w:type="dxa" w:w="4320"/>
           </w:tcPr>
           <w:p>
             <w:r>
@@ -1222,7 +1259,7 @@
       <w:tr>
         <w:tc>
           <w:tcPr>
-            <w:tcW w:type="dxa" w:w="4703"/>
+            <w:tcW w:type="dxa" w:w="4320"/>
           </w:tcPr>
           <w:p>
             <w:r>
@@ -1232,16 +1269,17 @@
         </w:tc>
         <w:tc>
           <w:tcPr>
-            <w:tcW w:type="dxa" w:w="4703"/>
-          </w:tcPr>
-          <w:p>
-            <w:r>
-              <w:t>228</w:t>
+            <w:tcW w:type="dxa" w:w="4320"/>
+          </w:tcPr>
+          <w:p>
+            <w:r>
+              <w:t>**228**</w:t>
             </w:r>
           </w:p>
         </w:tc>
       </w:tr>
     </w:tbl>
+    <w:p/>
     <w:p/>
     <w:p>
       <w:r/>
@@ -1257,7 +1295,7 @@
       <w:r>
         <w:rPr>
           <w:rFonts w:ascii="Courier New" w:hAnsi="Courier New"/>
-          <w:sz w:val="20"/>
+          <w:sz w:val="18"/>
         </w:rPr>
         <w:t>num_samples=2M</w:t>
       </w:r>
@@ -1267,7 +1305,7 @@
       <w:r>
         <w:rPr>
           <w:rFonts w:ascii="Courier New" w:hAnsi="Courier New"/>
-          <w:sz w:val="20"/>
+          <w:sz w:val="18"/>
         </w:rPr>
         <w:t>num_samples</w:t>
       </w:r>
@@ -1275,14 +1313,17 @@
         <w:t xml:space="preserve"> to 20M would raise coverage to ~80–90% but risks GPU OOM. This is a speed/coverage trade-off.</w:t>
       </w:r>
     </w:p>
+    <w:p/>
     <w:p>
       <w:pPr>
         <w:pStyle w:val="Heading3"/>
+        <w:jc w:val="left"/>
       </w:pPr>
       <w:r>
         <w:t>3.2 Before Calibration Baseline</w:t>
       </w:r>
     </w:p>
+    <w:p/>
     <w:tbl>
       <w:tblPr>
         <w:tblStyle w:val="TableGrid"/>
@@ -1290,14 +1331,13 @@
         <w:tblLook w:firstColumn="1" w:firstRow="1" w:lastColumn="0" w:lastRow="0" w:noHBand="0" w:noVBand="1" w:val="04A0"/>
       </w:tblPr>
       <w:tblGrid>
-        <w:gridCol w:w="4703"/>
-        <w:gridCol w:w="4703"/>
+        <w:gridCol w:w="4320"/>
+        <w:gridCol w:w="4320"/>
       </w:tblGrid>
       <w:tr>
         <w:tc>
           <w:tcPr>
-            <w:tcW w:type="dxa" w:w="4703"/>
-            <w:shd w:fill="BDD7EE" w:val="clear"/>
+            <w:tcW w:type="dxa" w:w="4320"/>
           </w:tcPr>
           <w:p>
             <w:r>
@@ -1310,8 +1350,7 @@
         </w:tc>
         <w:tc>
           <w:tcPr>
-            <w:tcW w:type="dxa" w:w="4703"/>
-            <w:shd w:fill="BDD7EE" w:val="clear"/>
+            <w:tcW w:type="dxa" w:w="4320"/>
           </w:tcPr>
           <w:p>
             <w:r>
@@ -1326,7 +1365,7 @@
       <w:tr>
         <w:tc>
           <w:tcPr>
-            <w:tcW w:type="dxa" w:w="4703"/>
+            <w:tcW w:type="dxa" w:w="4320"/>
           </w:tcPr>
           <w:p>
             <w:r>
@@ -1336,11 +1375,11 @@
         </w:tc>
         <w:tc>
           <w:tcPr>
-            <w:tcW w:type="dxa" w:w="4703"/>
-          </w:tcPr>
-          <w:p>
-            <w:r>
-              <w:t>15.75 dB</w:t>
+            <w:tcW w:type="dxa" w:w="4320"/>
+          </w:tcPr>
+          <w:p>
+            <w:r>
+              <w:t>**15.75 dB**</w:t>
             </w:r>
           </w:p>
         </w:tc>
@@ -1348,7 +1387,7 @@
       <w:tr>
         <w:tc>
           <w:tcPr>
-            <w:tcW w:type="dxa" w:w="4703"/>
+            <w:tcW w:type="dxa" w:w="4320"/>
           </w:tcPr>
           <w:p>
             <w:r>
@@ -1358,11 +1397,11 @@
         </w:tc>
         <w:tc>
           <w:tcPr>
-            <w:tcW w:type="dxa" w:w="4703"/>
-          </w:tcPr>
-          <w:p>
-            <w:r>
-              <w:t>13.82 dB</w:t>
+            <w:tcW w:type="dxa" w:w="4320"/>
+          </w:tcPr>
+          <w:p>
+            <w:r>
+              <w:t>**13.82 dB**</w:t>
             </w:r>
           </w:p>
         </w:tc>
@@ -1370,7 +1409,7 @@
       <w:tr>
         <w:tc>
           <w:tcPr>
-            <w:tcW w:type="dxa" w:w="4703"/>
+            <w:tcW w:type="dxa" w:w="4320"/>
           </w:tcPr>
           <w:p>
             <w:r>
@@ -1380,7 +1419,7 @@
         </w:tc>
         <w:tc>
           <w:tcPr>
-            <w:tcW w:type="dxa" w:w="4703"/>
+            <w:tcW w:type="dxa" w:w="4320"/>
           </w:tcPr>
           <w:p>
             <w:r>
@@ -1390,6 +1429,7 @@
         </w:tc>
       </w:tr>
     </w:tbl>
+    <w:p/>
     <w:p/>
     <w:p>
       <w:r>
@@ -1398,21 +1438,31 @@
     </w:p>
     <w:p/>
     <w:p>
+      <w:r>
+        <w:t>────────────────────────────────────────────────────────────</w:t>
+      </w:r>
+    </w:p>
+    <w:p/>
+    <w:p>
       <w:pPr>
         <w:pStyle w:val="Heading2"/>
+        <w:jc w:val="left"/>
       </w:pPr>
       <w:r>
         <w:t>4. Stage 1 — Scalar Offset Calibration (Cell 10b)</w:t>
       </w:r>
     </w:p>
+    <w:p/>
     <w:p>
       <w:pPr>
         <w:pStyle w:val="Heading3"/>
+        <w:jc w:val="left"/>
       </w:pPr>
       <w:r>
         <w:t>4.1 Method</w:t>
       </w:r>
     </w:p>
+    <w:p/>
     <w:p>
       <w:r>
         <w:t xml:space="preserve">A single global </w:t>
@@ -1420,7 +1470,7 @@
       <w:r>
         <w:rPr>
           <w:rFonts w:ascii="Courier New" w:hAnsi="Courier New"/>
-          <w:sz w:val="20"/>
+          <w:sz w:val="18"/>
         </w:rPr>
         <w:t>scaling_factor_db</w:t>
       </w:r>
@@ -1428,6 +1478,7 @@
         <w:t xml:space="preserve"> variable is optimised using Adam gradient descent to minimise RMSE between simulated and measured path loss.</w:t>
       </w:r>
     </w:p>
+    <w:p/>
     <w:p>
       <w:r/>
       <w:r>
@@ -1440,16 +1491,18 @@
     </w:p>
     <w:p>
       <w:pPr>
-        <w:shd w:fill="F2F2F2" w:val="clear"/>
+        <w:ind w:left="576"/>
       </w:pPr>
       <w:r>
         <w:rPr>
           <w:rFonts w:ascii="Courier New" w:hAnsi="Courier New"/>
-          <w:sz w:val="18"/>
+          <w:color w:val="2C3E50"/>
+          <w:sz w:val="17"/>
         </w:rPr>
         <w:t>Loss = RMSE(PL_sim + scaling_factor_db, PL_meas)</w:t>
       </w:r>
     </w:p>
+    <w:p/>
     <w:p>
       <w:r/>
       <w:r>
@@ -1461,45 +1514,36 @@
       <w:r/>
     </w:p>
     <w:p>
-      <w:pPr>
-        <w:pStyle w:val="ListBullet"/>
-      </w:pPr>
       <w:r>
-        <w:t>Algorithm: Adam</w:t>
+        <w:t>- Algorithm: Adam</w:t>
       </w:r>
     </w:p>
     <w:p>
-      <w:pPr>
-        <w:pStyle w:val="ListBullet"/>
-      </w:pPr>
       <w:r>
-        <w:t>Learning rate: 0.5 (large LR appropriate for scalar)</w:t>
+        <w:t>- Learning rate: 0.5 (large LR appropriate for scalar)</w:t>
       </w:r>
     </w:p>
     <w:p>
-      <w:pPr>
-        <w:pStyle w:val="ListBullet"/>
-      </w:pPr>
       <w:r>
-        <w:t>Steps: 500</w:t>
+        <w:t>- Steps: 500</w:t>
       </w:r>
     </w:p>
     <w:p>
-      <w:pPr>
-        <w:pStyle w:val="ListBullet"/>
-      </w:pPr>
       <w:r>
-        <w:t>Convergence criterion: plateau detection</w:t>
+        <w:t>- Convergence criterion: plateau detection</w:t>
       </w:r>
     </w:p>
+    <w:p/>
     <w:p>
       <w:pPr>
         <w:pStyle w:val="Heading3"/>
+        <w:jc w:val="left"/>
       </w:pPr>
       <w:r>
         <w:t>4.2 Training Convergence</w:t>
       </w:r>
     </w:p>
+    <w:p/>
     <w:tbl>
       <w:tblPr>
         <w:tblStyle w:val="TableGrid"/>
@@ -1507,17 +1551,16 @@
         <w:tblLook w:firstColumn="1" w:firstRow="1" w:lastColumn="0" w:lastRow="0" w:noHBand="0" w:noVBand="1" w:val="04A0"/>
       </w:tblPr>
       <w:tblGrid>
-        <w:gridCol w:w="1881"/>
-        <w:gridCol w:w="1881"/>
-        <w:gridCol w:w="1881"/>
-        <w:gridCol w:w="1881"/>
-        <w:gridCol w:w="1881"/>
+        <w:gridCol w:w="1728"/>
+        <w:gridCol w:w="1728"/>
+        <w:gridCol w:w="1728"/>
+        <w:gridCol w:w="1728"/>
+        <w:gridCol w:w="1728"/>
       </w:tblGrid>
       <w:tr>
         <w:tc>
           <w:tcPr>
-            <w:tcW w:type="dxa" w:w="1881"/>
-            <w:shd w:fill="BDD7EE" w:val="clear"/>
+            <w:tcW w:type="dxa" w:w="1728"/>
           </w:tcPr>
           <w:p>
             <w:r>
@@ -1530,8 +1573,7 @@
         </w:tc>
         <w:tc>
           <w:tcPr>
-            <w:tcW w:type="dxa" w:w="1881"/>
-            <w:shd w:fill="BDD7EE" w:val="clear"/>
+            <w:tcW w:type="dxa" w:w="1728"/>
           </w:tcPr>
           <w:p>
             <w:r>
@@ -1544,8 +1586,7 @@
         </w:tc>
         <w:tc>
           <w:tcPr>
-            <w:tcW w:type="dxa" w:w="1881"/>
-            <w:shd w:fill="BDD7EE" w:val="clear"/>
+            <w:tcW w:type="dxa" w:w="1728"/>
           </w:tcPr>
           <w:p>
             <w:r>
@@ -1558,8 +1599,7 @@
         </w:tc>
         <w:tc>
           <w:tcPr>
-            <w:tcW w:type="dxa" w:w="1881"/>
-            <w:shd w:fill="BDD7EE" w:val="clear"/>
+            <w:tcW w:type="dxa" w:w="1728"/>
           </w:tcPr>
           <w:p>
             <w:r>
@@ -1572,8 +1612,7 @@
         </w:tc>
         <w:tc>
           <w:tcPr>
-            <w:tcW w:type="dxa" w:w="1881"/>
-            <w:shd w:fill="BDD7EE" w:val="clear"/>
+            <w:tcW w:type="dxa" w:w="1728"/>
           </w:tcPr>
           <w:p>
             <w:r>
@@ -1588,7 +1627,7 @@
       <w:tr>
         <w:tc>
           <w:tcPr>
-            <w:tcW w:type="dxa" w:w="1881"/>
+            <w:tcW w:type="dxa" w:w="1728"/>
           </w:tcPr>
           <w:p>
             <w:r>
@@ -1598,7 +1637,7 @@
         </w:tc>
         <w:tc>
           <w:tcPr>
-            <w:tcW w:type="dxa" w:w="1881"/>
+            <w:tcW w:type="dxa" w:w="1728"/>
           </w:tcPr>
           <w:p>
             <w:r>
@@ -1608,7 +1647,7 @@
         </w:tc>
         <w:tc>
           <w:tcPr>
-            <w:tcW w:type="dxa" w:w="1881"/>
+            <w:tcW w:type="dxa" w:w="1728"/>
           </w:tcPr>
           <w:p>
             <w:r>
@@ -1618,7 +1657,7 @@
         </w:tc>
         <w:tc>
           <w:tcPr>
-            <w:tcW w:type="dxa" w:w="1881"/>
+            <w:tcW w:type="dxa" w:w="1728"/>
           </w:tcPr>
           <w:p>
             <w:r>
@@ -1628,7 +1667,7 @@
         </w:tc>
         <w:tc>
           <w:tcPr>
-            <w:tcW w:type="dxa" w:w="1881"/>
+            <w:tcW w:type="dxa" w:w="1728"/>
           </w:tcPr>
           <w:p>
             <w:r>
@@ -1640,7 +1679,7 @@
       <w:tr>
         <w:tc>
           <w:tcPr>
-            <w:tcW w:type="dxa" w:w="1881"/>
+            <w:tcW w:type="dxa" w:w="1728"/>
           </w:tcPr>
           <w:p>
             <w:r>
@@ -1650,7 +1689,7 @@
         </w:tc>
         <w:tc>
           <w:tcPr>
-            <w:tcW w:type="dxa" w:w="1881"/>
+            <w:tcW w:type="dxa" w:w="1728"/>
           </w:tcPr>
           <w:p>
             <w:r>
@@ -1660,7 +1699,7 @@
         </w:tc>
         <w:tc>
           <w:tcPr>
-            <w:tcW w:type="dxa" w:w="1881"/>
+            <w:tcW w:type="dxa" w:w="1728"/>
           </w:tcPr>
           <w:p>
             <w:r>
@@ -1670,7 +1709,7 @@
         </w:tc>
         <w:tc>
           <w:tcPr>
-            <w:tcW w:type="dxa" w:w="1881"/>
+            <w:tcW w:type="dxa" w:w="1728"/>
           </w:tcPr>
           <w:p>
             <w:r>
@@ -1680,7 +1719,7 @@
         </w:tc>
         <w:tc>
           <w:tcPr>
-            <w:tcW w:type="dxa" w:w="1881"/>
+            <w:tcW w:type="dxa" w:w="1728"/>
           </w:tcPr>
           <w:p>
             <w:r>
@@ -1692,7 +1731,7 @@
       <w:tr>
         <w:tc>
           <w:tcPr>
-            <w:tcW w:type="dxa" w:w="1881"/>
+            <w:tcW w:type="dxa" w:w="1728"/>
           </w:tcPr>
           <w:p>
             <w:r>
@@ -1702,7 +1741,7 @@
         </w:tc>
         <w:tc>
           <w:tcPr>
-            <w:tcW w:type="dxa" w:w="1881"/>
+            <w:tcW w:type="dxa" w:w="1728"/>
           </w:tcPr>
           <w:p>
             <w:r>
@@ -1712,7 +1751,7 @@
         </w:tc>
         <w:tc>
           <w:tcPr>
-            <w:tcW w:type="dxa" w:w="1881"/>
+            <w:tcW w:type="dxa" w:w="1728"/>
           </w:tcPr>
           <w:p>
             <w:r>
@@ -1722,7 +1761,7 @@
         </w:tc>
         <w:tc>
           <w:tcPr>
-            <w:tcW w:type="dxa" w:w="1881"/>
+            <w:tcW w:type="dxa" w:w="1728"/>
           </w:tcPr>
           <w:p>
             <w:r>
@@ -1732,7 +1771,7 @@
         </w:tc>
         <w:tc>
           <w:tcPr>
-            <w:tcW w:type="dxa" w:w="1881"/>
+            <w:tcW w:type="dxa" w:w="1728"/>
           </w:tcPr>
           <w:p>
             <w:r>
@@ -1744,7 +1783,7 @@
       <w:tr>
         <w:tc>
           <w:tcPr>
-            <w:tcW w:type="dxa" w:w="1881"/>
+            <w:tcW w:type="dxa" w:w="1728"/>
           </w:tcPr>
           <w:p>
             <w:r>
@@ -1754,7 +1793,7 @@
         </w:tc>
         <w:tc>
           <w:tcPr>
-            <w:tcW w:type="dxa" w:w="1881"/>
+            <w:tcW w:type="dxa" w:w="1728"/>
           </w:tcPr>
           <w:p>
             <w:r>
@@ -1764,7 +1803,7 @@
         </w:tc>
         <w:tc>
           <w:tcPr>
-            <w:tcW w:type="dxa" w:w="1881"/>
+            <w:tcW w:type="dxa" w:w="1728"/>
           </w:tcPr>
           <w:p>
             <w:r>
@@ -1774,7 +1813,7 @@
         </w:tc>
         <w:tc>
           <w:tcPr>
-            <w:tcW w:type="dxa" w:w="1881"/>
+            <w:tcW w:type="dxa" w:w="1728"/>
           </w:tcPr>
           <w:p>
             <w:r>
@@ -1784,7 +1823,7 @@
         </w:tc>
         <w:tc>
           <w:tcPr>
-            <w:tcW w:type="dxa" w:w="1881"/>
+            <w:tcW w:type="dxa" w:w="1728"/>
           </w:tcPr>
           <w:p>
             <w:r>
@@ -1796,7 +1835,7 @@
       <w:tr>
         <w:tc>
           <w:tcPr>
-            <w:tcW w:type="dxa" w:w="1881"/>
+            <w:tcW w:type="dxa" w:w="1728"/>
           </w:tcPr>
           <w:p>
             <w:r>
@@ -1806,7 +1845,7 @@
         </w:tc>
         <w:tc>
           <w:tcPr>
-            <w:tcW w:type="dxa" w:w="1881"/>
+            <w:tcW w:type="dxa" w:w="1728"/>
           </w:tcPr>
           <w:p>
             <w:r>
@@ -1816,7 +1855,7 @@
         </w:tc>
         <w:tc>
           <w:tcPr>
-            <w:tcW w:type="dxa" w:w="1881"/>
+            <w:tcW w:type="dxa" w:w="1728"/>
           </w:tcPr>
           <w:p>
             <w:r>
@@ -1826,7 +1865,7 @@
         </w:tc>
         <w:tc>
           <w:tcPr>
-            <w:tcW w:type="dxa" w:w="1881"/>
+            <w:tcW w:type="dxa" w:w="1728"/>
           </w:tcPr>
           <w:p>
             <w:r>
@@ -1836,7 +1875,7 @@
         </w:tc>
         <w:tc>
           <w:tcPr>
-            <w:tcW w:type="dxa" w:w="1881"/>
+            <w:tcW w:type="dxa" w:w="1728"/>
           </w:tcPr>
           <w:p>
             <w:r>
@@ -1848,7 +1887,7 @@
       <w:tr>
         <w:tc>
           <w:tcPr>
-            <w:tcW w:type="dxa" w:w="1881"/>
+            <w:tcW w:type="dxa" w:w="1728"/>
           </w:tcPr>
           <w:p>
             <w:r>
@@ -1858,7 +1897,7 @@
         </w:tc>
         <w:tc>
           <w:tcPr>
-            <w:tcW w:type="dxa" w:w="1881"/>
+            <w:tcW w:type="dxa" w:w="1728"/>
           </w:tcPr>
           <w:p>
             <w:r>
@@ -1868,7 +1907,7 @@
         </w:tc>
         <w:tc>
           <w:tcPr>
-            <w:tcW w:type="dxa" w:w="1881"/>
+            <w:tcW w:type="dxa" w:w="1728"/>
           </w:tcPr>
           <w:p>
             <w:r>
@@ -1878,7 +1917,7 @@
         </w:tc>
         <w:tc>
           <w:tcPr>
-            <w:tcW w:type="dxa" w:w="1881"/>
+            <w:tcW w:type="dxa" w:w="1728"/>
           </w:tcPr>
           <w:p>
             <w:r>
@@ -1888,7 +1927,7 @@
         </w:tc>
         <w:tc>
           <w:tcPr>
-            <w:tcW w:type="dxa" w:w="1881"/>
+            <w:tcW w:type="dxa" w:w="1728"/>
           </w:tcPr>
           <w:p>
             <w:r>
@@ -1900,7 +1939,7 @@
       <w:tr>
         <w:tc>
           <w:tcPr>
-            <w:tcW w:type="dxa" w:w="1881"/>
+            <w:tcW w:type="dxa" w:w="1728"/>
           </w:tcPr>
           <w:p>
             <w:r>
@@ -1910,7 +1949,7 @@
         </w:tc>
         <w:tc>
           <w:tcPr>
-            <w:tcW w:type="dxa" w:w="1881"/>
+            <w:tcW w:type="dxa" w:w="1728"/>
           </w:tcPr>
           <w:p>
             <w:r>
@@ -1920,7 +1959,7 @@
         </w:tc>
         <w:tc>
           <w:tcPr>
-            <w:tcW w:type="dxa" w:w="1881"/>
+            <w:tcW w:type="dxa" w:w="1728"/>
           </w:tcPr>
           <w:p>
             <w:r>
@@ -1930,7 +1969,7 @@
         </w:tc>
         <w:tc>
           <w:tcPr>
-            <w:tcW w:type="dxa" w:w="1881"/>
+            <w:tcW w:type="dxa" w:w="1728"/>
           </w:tcPr>
           <w:p>
             <w:r>
@@ -1940,7 +1979,7 @@
         </w:tc>
         <w:tc>
           <w:tcPr>
-            <w:tcW w:type="dxa" w:w="1881"/>
+            <w:tcW w:type="dxa" w:w="1728"/>
           </w:tcPr>
           <w:p>
             <w:r>
@@ -1952,7 +1991,7 @@
       <w:tr>
         <w:tc>
           <w:tcPr>
-            <w:tcW w:type="dxa" w:w="1881"/>
+            <w:tcW w:type="dxa" w:w="1728"/>
           </w:tcPr>
           <w:p>
             <w:r>
@@ -1962,7 +2001,7 @@
         </w:tc>
         <w:tc>
           <w:tcPr>
-            <w:tcW w:type="dxa" w:w="1881"/>
+            <w:tcW w:type="dxa" w:w="1728"/>
           </w:tcPr>
           <w:p>
             <w:r>
@@ -1972,7 +2011,7 @@
         </w:tc>
         <w:tc>
           <w:tcPr>
-            <w:tcW w:type="dxa" w:w="1881"/>
+            <w:tcW w:type="dxa" w:w="1728"/>
           </w:tcPr>
           <w:p>
             <w:r>
@@ -1982,7 +2021,7 @@
         </w:tc>
         <w:tc>
           <w:tcPr>
-            <w:tcW w:type="dxa" w:w="1881"/>
+            <w:tcW w:type="dxa" w:w="1728"/>
           </w:tcPr>
           <w:p>
             <w:r>
@@ -1992,7 +2031,7 @@
         </w:tc>
         <w:tc>
           <w:tcPr>
-            <w:tcW w:type="dxa" w:w="1881"/>
+            <w:tcW w:type="dxa" w:w="1728"/>
           </w:tcPr>
           <w:p>
             <w:r>
@@ -2004,7 +2043,7 @@
       <w:tr>
         <w:tc>
           <w:tcPr>
-            <w:tcW w:type="dxa" w:w="1881"/>
+            <w:tcW w:type="dxa" w:w="1728"/>
           </w:tcPr>
           <w:p>
             <w:r>
@@ -2014,7 +2053,7 @@
         </w:tc>
         <w:tc>
           <w:tcPr>
-            <w:tcW w:type="dxa" w:w="1881"/>
+            <w:tcW w:type="dxa" w:w="1728"/>
           </w:tcPr>
           <w:p>
             <w:r>
@@ -2024,7 +2063,7 @@
         </w:tc>
         <w:tc>
           <w:tcPr>
-            <w:tcW w:type="dxa" w:w="1881"/>
+            <w:tcW w:type="dxa" w:w="1728"/>
           </w:tcPr>
           <w:p>
             <w:r>
@@ -2034,7 +2073,7 @@
         </w:tc>
         <w:tc>
           <w:tcPr>
-            <w:tcW w:type="dxa" w:w="1881"/>
+            <w:tcW w:type="dxa" w:w="1728"/>
           </w:tcPr>
           <w:p>
             <w:r>
@@ -2044,7 +2083,7 @@
         </w:tc>
         <w:tc>
           <w:tcPr>
-            <w:tcW w:type="dxa" w:w="1881"/>
+            <w:tcW w:type="dxa" w:w="1728"/>
           </w:tcPr>
           <w:p>
             <w:r>
@@ -2056,7 +2095,7 @@
       <w:tr>
         <w:tc>
           <w:tcPr>
-            <w:tcW w:type="dxa" w:w="1881"/>
+            <w:tcW w:type="dxa" w:w="1728"/>
           </w:tcPr>
           <w:p>
             <w:r>
@@ -2066,7 +2105,7 @@
         </w:tc>
         <w:tc>
           <w:tcPr>
-            <w:tcW w:type="dxa" w:w="1881"/>
+            <w:tcW w:type="dxa" w:w="1728"/>
           </w:tcPr>
           <w:p>
             <w:r>
@@ -2076,7 +2115,7 @@
         </w:tc>
         <w:tc>
           <w:tcPr>
-            <w:tcW w:type="dxa" w:w="1881"/>
+            <w:tcW w:type="dxa" w:w="1728"/>
           </w:tcPr>
           <w:p>
             <w:r>
@@ -2086,7 +2125,7 @@
         </w:tc>
         <w:tc>
           <w:tcPr>
-            <w:tcW w:type="dxa" w:w="1881"/>
+            <w:tcW w:type="dxa" w:w="1728"/>
           </w:tcPr>
           <w:p>
             <w:r>
@@ -2096,7 +2135,7 @@
         </w:tc>
         <w:tc>
           <w:tcPr>
-            <w:tcW w:type="dxa" w:w="1881"/>
+            <w:tcW w:type="dxa" w:w="1728"/>
           </w:tcPr>
           <w:p>
             <w:r>
@@ -2108,7 +2147,7 @@
       <w:tr>
         <w:tc>
           <w:tcPr>
-            <w:tcW w:type="dxa" w:w="1881"/>
+            <w:tcW w:type="dxa" w:w="1728"/>
           </w:tcPr>
           <w:p>
             <w:r>
@@ -2118,7 +2157,7 @@
         </w:tc>
         <w:tc>
           <w:tcPr>
-            <w:tcW w:type="dxa" w:w="1881"/>
+            <w:tcW w:type="dxa" w:w="1728"/>
           </w:tcPr>
           <w:p>
             <w:r>
@@ -2128,7 +2167,7 @@
         </w:tc>
         <w:tc>
           <w:tcPr>
-            <w:tcW w:type="dxa" w:w="1881"/>
+            <w:tcW w:type="dxa" w:w="1728"/>
           </w:tcPr>
           <w:p>
             <w:r>
@@ -2138,7 +2177,7 @@
         </w:tc>
         <w:tc>
           <w:tcPr>
-            <w:tcW w:type="dxa" w:w="1881"/>
+            <w:tcW w:type="dxa" w:w="1728"/>
           </w:tcPr>
           <w:p>
             <w:r>
@@ -2148,7 +2187,7 @@
         </w:tc>
         <w:tc>
           <w:tcPr>
-            <w:tcW w:type="dxa" w:w="1881"/>
+            <w:tcW w:type="dxa" w:w="1728"/>
           </w:tcPr>
           <w:p>
             <w:r>
@@ -2158,6 +2197,7 @@
         </w:tc>
       </w:tr>
     </w:tbl>
+    <w:p/>
     <w:p/>
     <w:p>
       <w:r/>
@@ -2171,6 +2211,7 @@
         <w:t xml:space="preserve"> Plateau reached at step ~100. Steps 100–499 show no measurable improvement — the single scalar has reached its maximum correction capacity.</w:t>
       </w:r>
     </w:p>
+    <w:p/>
     <w:p>
       <w:r/>
       <w:r>
@@ -2183,14 +2224,17 @@
         <w:t xml:space="preserve"> (XLA compiled after step 0)</w:t>
       </w:r>
     </w:p>
+    <w:p/>
     <w:p>
       <w:pPr>
         <w:pStyle w:val="Heading3"/>
+        <w:jc w:val="left"/>
       </w:pPr>
       <w:r>
         <w:t>4.3 Calibration Results</w:t>
       </w:r>
     </w:p>
+    <w:p/>
     <w:tbl>
       <w:tblPr>
         <w:tblStyle w:val="TableGrid"/>
@@ -2198,16 +2242,15 @@
         <w:tblLook w:firstColumn="1" w:firstRow="1" w:lastColumn="0" w:lastRow="0" w:noHBand="0" w:noVBand="1" w:val="04A0"/>
       </w:tblPr>
       <w:tblGrid>
-        <w:gridCol w:w="2351"/>
-        <w:gridCol w:w="2351"/>
-        <w:gridCol w:w="2351"/>
-        <w:gridCol w:w="2351"/>
+        <w:gridCol w:w="2160"/>
+        <w:gridCol w:w="2160"/>
+        <w:gridCol w:w="2160"/>
+        <w:gridCol w:w="2160"/>
       </w:tblGrid>
       <w:tr>
         <w:tc>
           <w:tcPr>
-            <w:tcW w:type="dxa" w:w="2351"/>
-            <w:shd w:fill="BDD7EE" w:val="clear"/>
+            <w:tcW w:type="dxa" w:w="2160"/>
           </w:tcPr>
           <w:p>
             <w:r>
@@ -2220,8 +2263,7 @@
         </w:tc>
         <w:tc>
           <w:tcPr>
-            <w:tcW w:type="dxa" w:w="2351"/>
-            <w:shd w:fill="BDD7EE" w:val="clear"/>
+            <w:tcW w:type="dxa" w:w="2160"/>
           </w:tcPr>
           <w:p>
             <w:r>
@@ -2234,8 +2276,7 @@
         </w:tc>
         <w:tc>
           <w:tcPr>
-            <w:tcW w:type="dxa" w:w="2351"/>
-            <w:shd w:fill="BDD7EE" w:val="clear"/>
+            <w:tcW w:type="dxa" w:w="2160"/>
           </w:tcPr>
           <w:p>
             <w:r>
@@ -2248,8 +2289,7 @@
         </w:tc>
         <w:tc>
           <w:tcPr>
-            <w:tcW w:type="dxa" w:w="2351"/>
-            <w:shd w:fill="BDD7EE" w:val="clear"/>
+            <w:tcW w:type="dxa" w:w="2160"/>
           </w:tcPr>
           <w:p>
             <w:r>
@@ -2264,7 +2304,7 @@
       <w:tr>
         <w:tc>
           <w:tcPr>
-            <w:tcW w:type="dxa" w:w="2351"/>
+            <w:tcW w:type="dxa" w:w="2160"/>
           </w:tcPr>
           <w:p>
             <w:r>
@@ -2274,7 +2314,7 @@
         </w:tc>
         <w:tc>
           <w:tcPr>
-            <w:tcW w:type="dxa" w:w="2351"/>
+            <w:tcW w:type="dxa" w:w="2160"/>
           </w:tcPr>
           <w:p>
             <w:r>
@@ -2284,21 +2324,21 @@
         </w:tc>
         <w:tc>
           <w:tcPr>
-            <w:tcW w:type="dxa" w:w="2351"/>
-          </w:tcPr>
-          <w:p>
-            <w:r>
-              <w:t>8.67 dB</w:t>
-            </w:r>
-          </w:p>
-        </w:tc>
-        <w:tc>
-          <w:tcPr>
-            <w:tcW w:type="dxa" w:w="2351"/>
-          </w:tcPr>
-          <w:p>
-            <w:r>
-              <w:t>−7.08 dB</w:t>
+            <w:tcW w:type="dxa" w:w="2160"/>
+          </w:tcPr>
+          <w:p>
+            <w:r>
+              <w:t>**8.67 dB**</w:t>
+            </w:r>
+          </w:p>
+        </w:tc>
+        <w:tc>
+          <w:tcPr>
+            <w:tcW w:type="dxa" w:w="2160"/>
+          </w:tcPr>
+          <w:p>
+            <w:r>
+              <w:t>**−7.08 dB**</w:t>
             </w:r>
           </w:p>
         </w:tc>
@@ -2306,7 +2346,7 @@
       <w:tr>
         <w:tc>
           <w:tcPr>
-            <w:tcW w:type="dxa" w:w="2351"/>
+            <w:tcW w:type="dxa" w:w="2160"/>
           </w:tcPr>
           <w:p>
             <w:r>
@@ -2316,7 +2356,7 @@
         </w:tc>
         <w:tc>
           <w:tcPr>
-            <w:tcW w:type="dxa" w:w="2351"/>
+            <w:tcW w:type="dxa" w:w="2160"/>
           </w:tcPr>
           <w:p>
             <w:r>
@@ -2326,21 +2366,21 @@
         </w:tc>
         <w:tc>
           <w:tcPr>
-            <w:tcW w:type="dxa" w:w="2351"/>
-          </w:tcPr>
-          <w:p>
-            <w:r>
-              <w:t>6.23 dB</w:t>
-            </w:r>
-          </w:p>
-        </w:tc>
-        <w:tc>
-          <w:tcPr>
-            <w:tcW w:type="dxa" w:w="2351"/>
-          </w:tcPr>
-          <w:p>
-            <w:r>
-              <w:t>−7.59 dB</w:t>
+            <w:tcW w:type="dxa" w:w="2160"/>
+          </w:tcPr>
+          <w:p>
+            <w:r>
+              <w:t>**6.23 dB**</w:t>
+            </w:r>
+          </w:p>
+        </w:tc>
+        <w:tc>
+          <w:tcPr>
+            <w:tcW w:type="dxa" w:w="2160"/>
+          </w:tcPr>
+          <w:p>
+            <w:r>
+              <w:t>**−7.59 dB**</w:t>
             </w:r>
           </w:p>
         </w:tc>
@@ -2348,7 +2388,7 @@
       <w:tr>
         <w:tc>
           <w:tcPr>
-            <w:tcW w:type="dxa" w:w="2351"/>
+            <w:tcW w:type="dxa" w:w="2160"/>
           </w:tcPr>
           <w:p>
             <w:r>
@@ -2358,7 +2398,7 @@
         </w:tc>
         <w:tc>
           <w:tcPr>
-            <w:tcW w:type="dxa" w:w="2351"/>
+            <w:tcW w:type="dxa" w:w="2160"/>
           </w:tcPr>
           <w:p>
             <w:r>
@@ -2368,17 +2408,17 @@
         </w:tc>
         <w:tc>
           <w:tcPr>
-            <w:tcW w:type="dxa" w:w="2351"/>
-          </w:tcPr>
-          <w:p>
-            <w:r>
-              <w:t>−10.825 dB</w:t>
-            </w:r>
-          </w:p>
-        </w:tc>
-        <w:tc>
-          <w:tcPr>
-            <w:tcW w:type="dxa" w:w="2351"/>
+            <w:tcW w:type="dxa" w:w="2160"/>
+          </w:tcPr>
+          <w:p>
+            <w:r>
+              <w:t>**−10.825 dB**</w:t>
+            </w:r>
+          </w:p>
+        </w:tc>
+        <w:tc>
+          <w:tcPr>
+            <w:tcW w:type="dxa" w:w="2160"/>
           </w:tcPr>
           <w:p>
             <w:r>
@@ -2390,7 +2430,7 @@
       <w:tr>
         <w:tc>
           <w:tcPr>
-            <w:tcW w:type="dxa" w:w="2351"/>
+            <w:tcW w:type="dxa" w:w="2160"/>
           </w:tcPr>
           <w:p>
             <w:r>
@@ -2400,7 +2440,7 @@
         </w:tc>
         <w:tc>
           <w:tcPr>
-            <w:tcW w:type="dxa" w:w="2351"/>
+            <w:tcW w:type="dxa" w:w="2160"/>
           </w:tcPr>
           <w:p>
             <w:r>
@@ -2410,7 +2450,7 @@
         </w:tc>
         <w:tc>
           <w:tcPr>
-            <w:tcW w:type="dxa" w:w="2351"/>
+            <w:tcW w:type="dxa" w:w="2160"/>
           </w:tcPr>
           <w:p>
             <w:r>
@@ -2420,7 +2460,7 @@
         </w:tc>
         <w:tc>
           <w:tcPr>
-            <w:tcW w:type="dxa" w:w="2351"/>
+            <w:tcW w:type="dxa" w:w="2160"/>
           </w:tcPr>
           <w:p>
             <w:r>
@@ -2430,15 +2470,18 @@
         </w:tc>
       </w:tr>
     </w:tbl>
+    <w:p/>
     <w:p/>
     <w:p>
       <w:pPr>
         <w:pStyle w:val="Heading3"/>
+        <w:jc w:val="left"/>
       </w:pPr>
       <w:r>
         <w:t>4.4 Physical Interpretation of −10.83 dB Offset</w:t>
       </w:r>
     </w:p>
+    <w:p/>
     <w:p>
       <w:r>
         <w:t xml:space="preserve">The calibrated offset of </w:t>
@@ -2453,6 +2496,7 @@
         <w:t xml:space="preserve"> means Sionna 0.19.2 systematically over-estimates received power by 10.83 dB before calibration. This systematic bias arises from several sources:</w:t>
       </w:r>
     </w:p>
+    <w:p/>
     <w:tbl>
       <w:tblPr>
         <w:tblStyle w:val="TableGrid"/>
@@ -2460,15 +2504,14 @@
         <w:tblLook w:firstColumn="1" w:firstRow="1" w:lastColumn="0" w:lastRow="0" w:noHBand="0" w:noVBand="1" w:val="04A0"/>
       </w:tblPr>
       <w:tblGrid>
-        <w:gridCol w:w="3135"/>
-        <w:gridCol w:w="3135"/>
-        <w:gridCol w:w="3135"/>
+        <w:gridCol w:w="2880"/>
+        <w:gridCol w:w="2880"/>
+        <w:gridCol w:w="2880"/>
       </w:tblGrid>
       <w:tr>
         <w:tc>
           <w:tcPr>
-            <w:tcW w:type="dxa" w:w="3135"/>
-            <w:shd w:fill="BDD7EE" w:val="clear"/>
+            <w:tcW w:type="dxa" w:w="2880"/>
           </w:tcPr>
           <w:p>
             <w:r>
@@ -2481,8 +2524,7 @@
         </w:tc>
         <w:tc>
           <w:tcPr>
-            <w:tcW w:type="dxa" w:w="3135"/>
-            <w:shd w:fill="BDD7EE" w:val="clear"/>
+            <w:tcW w:type="dxa" w:w="2880"/>
           </w:tcPr>
           <w:p>
             <w:r>
@@ -2495,8 +2537,7 @@
         </w:tc>
         <w:tc>
           <w:tcPr>
-            <w:tcW w:type="dxa" w:w="3135"/>
-            <w:shd w:fill="BDD7EE" w:val="clear"/>
+            <w:tcW w:type="dxa" w:w="2880"/>
           </w:tcPr>
           <w:p>
             <w:r>
@@ -2511,7 +2552,7 @@
       <w:tr>
         <w:tc>
           <w:tcPr>
-            <w:tcW w:type="dxa" w:w="3135"/>
+            <w:tcW w:type="dxa" w:w="2880"/>
           </w:tcPr>
           <w:p>
             <w:r>
@@ -2521,7 +2562,7 @@
         </w:tc>
         <w:tc>
           <w:tcPr>
-            <w:tcW w:type="dxa" w:w="3135"/>
+            <w:tcW w:type="dxa" w:w="2880"/>
           </w:tcPr>
           <w:p>
             <w:r>
@@ -2531,7 +2572,7 @@
         </w:tc>
         <w:tc>
           <w:tcPr>
-            <w:tcW w:type="dxa" w:w="3135"/>
+            <w:tcW w:type="dxa" w:w="2880"/>
           </w:tcPr>
           <w:p>
             <w:r>
@@ -2543,7 +2584,7 @@
       <w:tr>
         <w:tc>
           <w:tcPr>
-            <w:tcW w:type="dxa" w:w="3135"/>
+            <w:tcW w:type="dxa" w:w="2880"/>
           </w:tcPr>
           <w:p>
             <w:r>
@@ -2553,7 +2594,7 @@
         </w:tc>
         <w:tc>
           <w:tcPr>
-            <w:tcW w:type="dxa" w:w="3135"/>
+            <w:tcW w:type="dxa" w:w="2880"/>
           </w:tcPr>
           <w:p>
             <w:r>
@@ -2563,7 +2604,7 @@
         </w:tc>
         <w:tc>
           <w:tcPr>
-            <w:tcW w:type="dxa" w:w="3135"/>
+            <w:tcW w:type="dxa" w:w="2880"/>
           </w:tcPr>
           <w:p>
             <w:r>
@@ -2575,7 +2616,7 @@
       <w:tr>
         <w:tc>
           <w:tcPr>
-            <w:tcW w:type="dxa" w:w="3135"/>
+            <w:tcW w:type="dxa" w:w="2880"/>
           </w:tcPr>
           <w:p>
             <w:r>
@@ -2585,7 +2626,7 @@
         </w:tc>
         <w:tc>
           <w:tcPr>
-            <w:tcW w:type="dxa" w:w="3135"/>
+            <w:tcW w:type="dxa" w:w="2880"/>
           </w:tcPr>
           <w:p>
             <w:r>
@@ -2595,7 +2636,7 @@
         </w:tc>
         <w:tc>
           <w:tcPr>
-            <w:tcW w:type="dxa" w:w="3135"/>
+            <w:tcW w:type="dxa" w:w="2880"/>
           </w:tcPr>
           <w:p>
             <w:r>
@@ -2607,7 +2648,7 @@
       <w:tr>
         <w:tc>
           <w:tcPr>
-            <w:tcW w:type="dxa" w:w="3135"/>
+            <w:tcW w:type="dxa" w:w="2880"/>
           </w:tcPr>
           <w:p>
             <w:r>
@@ -2617,7 +2658,7 @@
         </w:tc>
         <w:tc>
           <w:tcPr>
-            <w:tcW w:type="dxa" w:w="3135"/>
+            <w:tcW w:type="dxa" w:w="2880"/>
           </w:tcPr>
           <w:p>
             <w:r>
@@ -2627,7 +2668,7 @@
         </w:tc>
         <w:tc>
           <w:tcPr>
-            <w:tcW w:type="dxa" w:w="3135"/>
+            <w:tcW w:type="dxa" w:w="2880"/>
           </w:tcPr>
           <w:p>
             <w:r>
@@ -2637,6 +2678,7 @@
         </w:tc>
       </w:tr>
     </w:tbl>
+    <w:p/>
     <w:p/>
     <w:p>
       <w:r>
@@ -2652,14 +2694,17 @@
         <w:t xml:space="preserve"> — it corrects the mean bias but cannot correct spatially varying errors. Per-material calibration (Stage 2) addresses material-specific over/under-reflection.</w:t>
       </w:r>
     </w:p>
+    <w:p/>
     <w:p>
       <w:pPr>
         <w:pStyle w:val="Heading3"/>
+        <w:jc w:val="left"/>
       </w:pPr>
       <w:r>
         <w:t>4.5 Saved Outputs</w:t>
       </w:r>
     </w:p>
+    <w:p/>
     <w:tbl>
       <w:tblPr>
         <w:tblStyle w:val="TableGrid"/>
@@ -2667,15 +2712,14 @@
         <w:tblLook w:firstColumn="1" w:firstRow="1" w:lastColumn="0" w:lastRow="0" w:noHBand="0" w:noVBand="1" w:val="04A0"/>
       </w:tblPr>
       <w:tblGrid>
-        <w:gridCol w:w="3135"/>
-        <w:gridCol w:w="3135"/>
-        <w:gridCol w:w="3135"/>
+        <w:gridCol w:w="2880"/>
+        <w:gridCol w:w="2880"/>
+        <w:gridCol w:w="2880"/>
       </w:tblGrid>
       <w:tr>
         <w:tc>
           <w:tcPr>
-            <w:tcW w:type="dxa" w:w="3135"/>
-            <w:shd w:fill="BDD7EE" w:val="clear"/>
+            <w:tcW w:type="dxa" w:w="2880"/>
           </w:tcPr>
           <w:p>
             <w:r>
@@ -2688,8 +2732,7 @@
         </w:tc>
         <w:tc>
           <w:tcPr>
-            <w:tcW w:type="dxa" w:w="3135"/>
-            <w:shd w:fill="BDD7EE" w:val="clear"/>
+            <w:tcW w:type="dxa" w:w="2880"/>
           </w:tcPr>
           <w:p>
             <w:r>
@@ -2702,8 +2745,7 @@
         </w:tc>
         <w:tc>
           <w:tcPr>
-            <w:tcW w:type="dxa" w:w="3135"/>
-            <w:shd w:fill="BDD7EE" w:val="clear"/>
+            <w:tcW w:type="dxa" w:w="2880"/>
           </w:tcPr>
           <w:p>
             <w:r>
@@ -2718,31 +2760,31 @@
       <w:tr>
         <w:tc>
           <w:tcPr>
-            <w:tcW w:type="dxa" w:w="3135"/>
-          </w:tcPr>
-          <w:p>
-            <w:r>
-              <w:t>scalar_offset_915mhz.json</w:t>
-            </w:r>
-          </w:p>
-        </w:tc>
-        <w:tc>
-          <w:tcPr>
-            <w:tcW w:type="dxa" w:w="3135"/>
-          </w:tcPr>
-          <w:p>
-            <w:r>
-              <w:t>nottingham_ofcom2018_915mhz_dem/</w:t>
-            </w:r>
-          </w:p>
-        </w:tc>
-        <w:tc>
-          <w:tcPr>
-            <w:tcW w:type="dxa" w:w="3135"/>
-          </w:tcPr>
-          <w:p>
-            <w:r>
-              <w:t>scaling_factor_db = −10.825</w:t>
+            <w:tcW w:type="dxa" w:w="2880"/>
+          </w:tcPr>
+          <w:p>
+            <w:r>
+              <w:t>`scalar_offset_915mhz.json`</w:t>
+            </w:r>
+          </w:p>
+        </w:tc>
+        <w:tc>
+          <w:tcPr>
+            <w:tcW w:type="dxa" w:w="2880"/>
+          </w:tcPr>
+          <w:p>
+            <w:r>
+              <w:t>`nottingham_ofcom2018_915mhz_dem/`</w:t>
+            </w:r>
+          </w:p>
+        </w:tc>
+        <w:tc>
+          <w:tcPr>
+            <w:tcW w:type="dxa" w:w="2880"/>
+          </w:tcPr>
+          <w:p>
+            <w:r>
+              <w:t>`scaling_factor_db = −10.825`</w:t>
             </w:r>
           </w:p>
         </w:tc>
@@ -2750,27 +2792,27 @@
       <w:tr>
         <w:tc>
           <w:tcPr>
-            <w:tcW w:type="dxa" w:w="3135"/>
-          </w:tcPr>
-          <w:p>
-            <w:r>
-              <w:t>path_solver_results.csv</w:t>
-            </w:r>
-          </w:p>
-        </w:tc>
-        <w:tc>
-          <w:tcPr>
-            <w:tcW w:type="dxa" w:w="3135"/>
-          </w:tcPr>
-          <w:p>
-            <w:r>
-              <w:t>results/diff_rt/</w:t>
-            </w:r>
-          </w:p>
-        </w:tc>
-        <w:tc>
-          <w:tcPr>
-            <w:tcW w:type="dxa" w:w="3135"/>
+            <w:tcW w:type="dxa" w:w="2880"/>
+          </w:tcPr>
+          <w:p>
+            <w:r>
+              <w:t>`path_solver_results.csv`</w:t>
+            </w:r>
+          </w:p>
+        </w:tc>
+        <w:tc>
+          <w:tcPr>
+            <w:tcW w:type="dxa" w:w="2880"/>
+          </w:tcPr>
+          <w:p>
+            <w:r>
+              <w:t>`results/diff_rt/`</w:t>
+            </w:r>
+          </w:p>
+        </w:tc>
+        <w:tc>
+          <w:tcPr>
+            <w:tcW w:type="dxa" w:w="2880"/>
           </w:tcPr>
           <w:p>
             <w:r>
@@ -2782,27 +2824,27 @@
       <w:tr>
         <w:tc>
           <w:tcPr>
-            <w:tcW w:type="dxa" w:w="3135"/>
-          </w:tcPr>
-          <w:p>
-            <w:r>
-              <w:t>scalar_offset_history.csv</w:t>
-            </w:r>
-          </w:p>
-        </w:tc>
-        <w:tc>
-          <w:tcPr>
-            <w:tcW w:type="dxa" w:w="3135"/>
-          </w:tcPr>
-          <w:p>
-            <w:r>
-              <w:t>results/diff_rt/</w:t>
-            </w:r>
-          </w:p>
-        </w:tc>
-        <w:tc>
-          <w:tcPr>
-            <w:tcW w:type="dxa" w:w="3135"/>
+            <w:tcW w:type="dxa" w:w="2880"/>
+          </w:tcPr>
+          <w:p>
+            <w:r>
+              <w:t>`scalar_offset_history.csv`</w:t>
+            </w:r>
+          </w:p>
+        </w:tc>
+        <w:tc>
+          <w:tcPr>
+            <w:tcW w:type="dxa" w:w="2880"/>
+          </w:tcPr>
+          <w:p>
+            <w:r>
+              <w:t>`results/diff_rt/`</w:t>
+            </w:r>
+          </w:p>
+        </w:tc>
+        <w:tc>
+          <w:tcPr>
+            <w:tcW w:type="dxa" w:w="2880"/>
           </w:tcPr>
           <w:p>
             <w:r>
@@ -2815,35 +2857,44 @@
     <w:p/>
     <w:p/>
     <w:p>
+      <w:r>
+        <w:t>────────────────────────────────────────────────────────────</w:t>
+      </w:r>
+    </w:p>
+    <w:p/>
+    <w:p>
       <w:pPr>
         <w:pStyle w:val="Heading2"/>
+        <w:jc w:val="left"/>
       </w:pPr>
       <w:r>
         <w:t>5. Stage 2 — Material Parameter Calibration (Cell 11b) — Pending</w:t>
       </w:r>
     </w:p>
+    <w:p/>
     <w:p>
       <w:pPr>
         <w:pStyle w:val="Heading3"/>
+        <w:jc w:val="left"/>
       </w:pPr>
       <w:r>
         <w:t>5.1 Method</w:t>
       </w:r>
     </w:p>
+    <w:p/>
     <w:p>
       <w:r>
         <w:t>Cell 11b replaces the single scalar offset with per-material optimisation of:</w:t>
       </w:r>
     </w:p>
     <w:p>
-      <w:pPr>
-        <w:pStyle w:val="ListBullet"/>
-      </w:pPr>
-      <w:r/>
+      <w:r>
+        <w:t xml:space="preserve">- </w:t>
+      </w:r>
       <w:r>
         <w:rPr>
           <w:rFonts w:ascii="Courier New" w:hAnsi="Courier New"/>
-          <w:sz w:val="20"/>
+          <w:sz w:val="18"/>
         </w:rPr>
         <w:t>ε_r</w:t>
       </w:r>
@@ -2852,14 +2903,13 @@
       </w:r>
     </w:p>
     <w:p>
-      <w:pPr>
-        <w:pStyle w:val="ListBullet"/>
-      </w:pPr>
-      <w:r/>
+      <w:r>
+        <w:t xml:space="preserve">- </w:t>
+      </w:r>
       <w:r>
         <w:rPr>
           <w:rFonts w:ascii="Courier New" w:hAnsi="Courier New"/>
-          <w:sz w:val="20"/>
+          <w:sz w:val="18"/>
         </w:rPr>
         <w:t>σ</w:t>
       </w:r>
@@ -2868,14 +2918,13 @@
       </w:r>
     </w:p>
     <w:p>
-      <w:pPr>
-        <w:pStyle w:val="ListBullet"/>
-      </w:pPr>
-      <w:r/>
+      <w:r>
+        <w:t xml:space="preserve">- </w:t>
+      </w:r>
       <w:r>
         <w:rPr>
           <w:rFonts w:ascii="Courier New" w:hAnsi="Courier New"/>
-          <w:sz w:val="20"/>
+          <w:sz w:val="18"/>
         </w:rPr>
         <w:t>S</w:t>
       </w:r>
@@ -2883,6 +2932,7 @@
         <w:t xml:space="preserve"> — scattering coefficient (controls diffuse scatter)</w:t>
       </w:r>
     </w:p>
+    <w:p/>
     <w:p>
       <w:r/>
       <w:r>
@@ -2894,16 +2944,13 @@
       <w:r/>
     </w:p>
     <w:p>
-      <w:pPr>
-        <w:pStyle w:val="ListBullet"/>
-      </w:pPr>
       <w:r>
-        <w:t xml:space="preserve">Bounds derived automatically from </w:t>
+        <w:t xml:space="preserve">- Bounds derived automatically from </w:t>
       </w:r>
       <w:r>
         <w:rPr>
           <w:rFonts w:ascii="Courier New" w:hAnsi="Courier New"/>
-          <w:sz w:val="20"/>
+          <w:sz w:val="18"/>
         </w:rPr>
         <w:t>_ITU_P2040</w:t>
       </w:r>
@@ -2913,7 +2960,7 @@
       <w:r>
         <w:rPr>
           <w:rFonts w:ascii="Courier New" w:hAnsi="Courier New"/>
-          <w:sz w:val="20"/>
+          <w:sz w:val="18"/>
         </w:rPr>
         <w:t>_auto_bounds()</w:t>
       </w:r>
@@ -2922,22 +2969,18 @@
       </w:r>
     </w:p>
     <w:p>
-      <w:pPr>
-        <w:pStyle w:val="ListBullet"/>
-      </w:pPr>
       <w:r>
-        <w:t>Gradient accumulation: 114 batches → 12 micro-steps of 10 (reduces peak GPU memory ~60%)</w:t>
+        <w:t>- Gradient accumulation: 114 batches → 12 micro-steps of 10 (reduces peak GPU memory ~60%)</w:t>
       </w:r>
     </w:p>
     <w:p>
-      <w:pPr>
-        <w:pStyle w:val="ListBullet"/>
-      </w:pPr>
-      <w:r/>
+      <w:r>
+        <w:t xml:space="preserve">- </w:t>
+      </w:r>
       <w:r>
         <w:rPr>
           <w:rFonts w:ascii="Courier New" w:hAnsi="Courier New"/>
-          <w:sz w:val="20"/>
+          <w:sz w:val="18"/>
         </w:rPr>
         <w:t>@tf.function</w:t>
       </w:r>
@@ -2947,7 +2990,7 @@
       <w:r>
         <w:rPr>
           <w:rFonts w:ascii="Courier New" w:hAnsi="Courier New"/>
-          <w:sz w:val="20"/>
+          <w:sz w:val="18"/>
         </w:rPr>
         <w:t>_fields_to_power()</w:t>
       </w:r>
@@ -2956,16 +2999,13 @@
       </w:r>
     </w:p>
     <w:p>
-      <w:pPr>
-        <w:pStyle w:val="ListBullet"/>
-      </w:pPr>
       <w:r>
-        <w:t xml:space="preserve">Explicit tensor </w:t>
+        <w:t xml:space="preserve">- Explicit tensor </w:t>
       </w:r>
       <w:r>
         <w:rPr>
           <w:rFonts w:ascii="Courier New" w:hAnsi="Courier New"/>
-          <w:sz w:val="20"/>
+          <w:sz w:val="18"/>
         </w:rPr>
         <w:t>del</w:t>
       </w:r>
@@ -2974,29 +3014,29 @@
       </w:r>
     </w:p>
     <w:p>
-      <w:pPr>
-        <w:pStyle w:val="ListBullet"/>
-      </w:pPr>
       <w:r>
-        <w:t xml:space="preserve">12-core CPU threading: </w:t>
+        <w:t xml:space="preserve">- 12-core CPU threading: </w:t>
       </w:r>
       <w:r>
         <w:rPr>
           <w:rFonts w:ascii="Courier New" w:hAnsi="Courier New"/>
-          <w:sz w:val="20"/>
+          <w:sz w:val="18"/>
         </w:rPr>
         <w:t>set_inter_op_parallelism_threads(12)</w:t>
       </w:r>
       <w:r/>
     </w:p>
+    <w:p/>
     <w:p>
       <w:pPr>
         <w:pStyle w:val="Heading3"/>
+        <w:jc w:val="left"/>
       </w:pPr>
       <w:r>
         <w:t>5.2 Materials to Calibrate</w:t>
       </w:r>
     </w:p>
+    <w:p/>
     <w:tbl>
       <w:tblPr>
         <w:tblStyle w:val="TableGrid"/>
@@ -3004,17 +3044,16 @@
         <w:tblLook w:firstColumn="1" w:firstRow="1" w:lastColumn="0" w:lastRow="0" w:noHBand="0" w:noVBand="1" w:val="04A0"/>
       </w:tblPr>
       <w:tblGrid>
-        <w:gridCol w:w="1881"/>
-        <w:gridCol w:w="1881"/>
-        <w:gridCol w:w="1881"/>
-        <w:gridCol w:w="1881"/>
-        <w:gridCol w:w="1881"/>
+        <w:gridCol w:w="1728"/>
+        <w:gridCol w:w="1728"/>
+        <w:gridCol w:w="1728"/>
+        <w:gridCol w:w="1728"/>
+        <w:gridCol w:w="1728"/>
       </w:tblGrid>
       <w:tr>
         <w:tc>
           <w:tcPr>
-            <w:tcW w:type="dxa" w:w="1881"/>
-            <w:shd w:fill="BDD7EE" w:val="clear"/>
+            <w:tcW w:type="dxa" w:w="1728"/>
           </w:tcPr>
           <w:p>
             <w:r>
@@ -3027,8 +3066,7 @@
         </w:tc>
         <w:tc>
           <w:tcPr>
-            <w:tcW w:type="dxa" w:w="1881"/>
-            <w:shd w:fill="BDD7EE" w:val="clear"/>
+            <w:tcW w:type="dxa" w:w="1728"/>
           </w:tcPr>
           <w:p>
             <w:r>
@@ -3041,8 +3079,7 @@
         </w:tc>
         <w:tc>
           <w:tcPr>
-            <w:tcW w:type="dxa" w:w="1881"/>
-            <w:shd w:fill="BDD7EE" w:val="clear"/>
+            <w:tcW w:type="dxa" w:w="1728"/>
           </w:tcPr>
           <w:p>
             <w:r>
@@ -3055,8 +3092,7 @@
         </w:tc>
         <w:tc>
           <w:tcPr>
-            <w:tcW w:type="dxa" w:w="1881"/>
-            <w:shd w:fill="BDD7EE" w:val="clear"/>
+            <w:tcW w:type="dxa" w:w="1728"/>
           </w:tcPr>
           <w:p>
             <w:r>
@@ -3069,8 +3105,7 @@
         </w:tc>
         <w:tc>
           <w:tcPr>
-            <w:tcW w:type="dxa" w:w="1881"/>
-            <w:shd w:fill="BDD7EE" w:val="clear"/>
+            <w:tcW w:type="dxa" w:w="1728"/>
           </w:tcPr>
           <w:p>
             <w:r>
@@ -3085,7 +3120,7 @@
       <w:tr>
         <w:tc>
           <w:tcPr>
-            <w:tcW w:type="dxa" w:w="1881"/>
+            <w:tcW w:type="dxa" w:w="1728"/>
           </w:tcPr>
           <w:p>
             <w:r>
@@ -3095,7 +3130,7 @@
         </w:tc>
         <w:tc>
           <w:tcPr>
-            <w:tcW w:type="dxa" w:w="1881"/>
+            <w:tcW w:type="dxa" w:w="1728"/>
           </w:tcPr>
           <w:p>
             <w:r>
@@ -3105,7 +3140,7 @@
         </w:tc>
         <w:tc>
           <w:tcPr>
-            <w:tcW w:type="dxa" w:w="1881"/>
+            <w:tcW w:type="dxa" w:w="1728"/>
           </w:tcPr>
           <w:p>
             <w:r>
@@ -3115,7 +3150,7 @@
         </w:tc>
         <w:tc>
           <w:tcPr>
-            <w:tcW w:type="dxa" w:w="1881"/>
+            <w:tcW w:type="dxa" w:w="1728"/>
           </w:tcPr>
           <w:p>
             <w:r>
@@ -3125,7 +3160,7 @@
         </w:tc>
         <w:tc>
           <w:tcPr>
-            <w:tcW w:type="dxa" w:w="1881"/>
+            <w:tcW w:type="dxa" w:w="1728"/>
           </w:tcPr>
           <w:p>
             <w:r>
@@ -3137,7 +3172,7 @@
       <w:tr>
         <w:tc>
           <w:tcPr>
-            <w:tcW w:type="dxa" w:w="1881"/>
+            <w:tcW w:type="dxa" w:w="1728"/>
           </w:tcPr>
           <w:p>
             <w:r>
@@ -3147,7 +3182,7 @@
         </w:tc>
         <w:tc>
           <w:tcPr>
-            <w:tcW w:type="dxa" w:w="1881"/>
+            <w:tcW w:type="dxa" w:w="1728"/>
           </w:tcPr>
           <w:p>
             <w:r>
@@ -3157,7 +3192,7 @@
         </w:tc>
         <w:tc>
           <w:tcPr>
-            <w:tcW w:type="dxa" w:w="1881"/>
+            <w:tcW w:type="dxa" w:w="1728"/>
           </w:tcPr>
           <w:p>
             <w:r>
@@ -3167,7 +3202,7 @@
         </w:tc>
         <w:tc>
           <w:tcPr>
-            <w:tcW w:type="dxa" w:w="1881"/>
+            <w:tcW w:type="dxa" w:w="1728"/>
           </w:tcPr>
           <w:p>
             <w:r>
@@ -3177,7 +3212,7 @@
         </w:tc>
         <w:tc>
           <w:tcPr>
-            <w:tcW w:type="dxa" w:w="1881"/>
+            <w:tcW w:type="dxa" w:w="1728"/>
           </w:tcPr>
           <w:p>
             <w:r>
@@ -3189,7 +3224,7 @@
       <w:tr>
         <w:tc>
           <w:tcPr>
-            <w:tcW w:type="dxa" w:w="1881"/>
+            <w:tcW w:type="dxa" w:w="1728"/>
           </w:tcPr>
           <w:p>
             <w:r>
@@ -3199,7 +3234,7 @@
         </w:tc>
         <w:tc>
           <w:tcPr>
-            <w:tcW w:type="dxa" w:w="1881"/>
+            <w:tcW w:type="dxa" w:w="1728"/>
           </w:tcPr>
           <w:p>
             <w:r>
@@ -3209,7 +3244,7 @@
         </w:tc>
         <w:tc>
           <w:tcPr>
-            <w:tcW w:type="dxa" w:w="1881"/>
+            <w:tcW w:type="dxa" w:w="1728"/>
           </w:tcPr>
           <w:p>
             <w:r>
@@ -3219,7 +3254,7 @@
         </w:tc>
         <w:tc>
           <w:tcPr>
-            <w:tcW w:type="dxa" w:w="1881"/>
+            <w:tcW w:type="dxa" w:w="1728"/>
           </w:tcPr>
           <w:p>
             <w:r>
@@ -3229,7 +3264,7 @@
         </w:tc>
         <w:tc>
           <w:tcPr>
-            <w:tcW w:type="dxa" w:w="1881"/>
+            <w:tcW w:type="dxa" w:w="1728"/>
           </w:tcPr>
           <w:p>
             <w:r>
@@ -3241,7 +3276,7 @@
       <w:tr>
         <w:tc>
           <w:tcPr>
-            <w:tcW w:type="dxa" w:w="1881"/>
+            <w:tcW w:type="dxa" w:w="1728"/>
           </w:tcPr>
           <w:p>
             <w:r>
@@ -3251,7 +3286,7 @@
         </w:tc>
         <w:tc>
           <w:tcPr>
-            <w:tcW w:type="dxa" w:w="1881"/>
+            <w:tcW w:type="dxa" w:w="1728"/>
           </w:tcPr>
           <w:p>
             <w:r>
@@ -3261,7 +3296,7 @@
         </w:tc>
         <w:tc>
           <w:tcPr>
-            <w:tcW w:type="dxa" w:w="1881"/>
+            <w:tcW w:type="dxa" w:w="1728"/>
           </w:tcPr>
           <w:p>
             <w:r>
@@ -3271,7 +3306,7 @@
         </w:tc>
         <w:tc>
           <w:tcPr>
-            <w:tcW w:type="dxa" w:w="1881"/>
+            <w:tcW w:type="dxa" w:w="1728"/>
           </w:tcPr>
           <w:p>
             <w:r>
@@ -3281,7 +3316,7 @@
         </w:tc>
         <w:tc>
           <w:tcPr>
-            <w:tcW w:type="dxa" w:w="1881"/>
+            <w:tcW w:type="dxa" w:w="1728"/>
           </w:tcPr>
           <w:p>
             <w:r>
@@ -3293,7 +3328,7 @@
       <w:tr>
         <w:tc>
           <w:tcPr>
-            <w:tcW w:type="dxa" w:w="1881"/>
+            <w:tcW w:type="dxa" w:w="1728"/>
           </w:tcPr>
           <w:p>
             <w:r>
@@ -3303,7 +3338,7 @@
         </w:tc>
         <w:tc>
           <w:tcPr>
-            <w:tcW w:type="dxa" w:w="1881"/>
+            <w:tcW w:type="dxa" w:w="1728"/>
           </w:tcPr>
           <w:p>
             <w:r>
@@ -3313,7 +3348,7 @@
         </w:tc>
         <w:tc>
           <w:tcPr>
-            <w:tcW w:type="dxa" w:w="1881"/>
+            <w:tcW w:type="dxa" w:w="1728"/>
           </w:tcPr>
           <w:p>
             <w:r>
@@ -3323,7 +3358,7 @@
         </w:tc>
         <w:tc>
           <w:tcPr>
-            <w:tcW w:type="dxa" w:w="1881"/>
+            <w:tcW w:type="dxa" w:w="1728"/>
           </w:tcPr>
           <w:p>
             <w:r>
@@ -3333,7 +3368,7 @@
         </w:tc>
         <w:tc>
           <w:tcPr>
-            <w:tcW w:type="dxa" w:w="1881"/>
+            <w:tcW w:type="dxa" w:w="1728"/>
           </w:tcPr>
           <w:p>
             <w:r>
@@ -3345,7 +3380,7 @@
       <w:tr>
         <w:tc>
           <w:tcPr>
-            <w:tcW w:type="dxa" w:w="1881"/>
+            <w:tcW w:type="dxa" w:w="1728"/>
           </w:tcPr>
           <w:p>
             <w:r>
@@ -3355,7 +3390,7 @@
         </w:tc>
         <w:tc>
           <w:tcPr>
-            <w:tcW w:type="dxa" w:w="1881"/>
+            <w:tcW w:type="dxa" w:w="1728"/>
           </w:tcPr>
           <w:p>
             <w:r>
@@ -3365,7 +3400,7 @@
         </w:tc>
         <w:tc>
           <w:tcPr>
-            <w:tcW w:type="dxa" w:w="1881"/>
+            <w:tcW w:type="dxa" w:w="1728"/>
           </w:tcPr>
           <w:p>
             <w:r>
@@ -3375,7 +3410,7 @@
         </w:tc>
         <w:tc>
           <w:tcPr>
-            <w:tcW w:type="dxa" w:w="1881"/>
+            <w:tcW w:type="dxa" w:w="1728"/>
           </w:tcPr>
           <w:p>
             <w:r>
@@ -3385,7 +3420,7 @@
         </w:tc>
         <w:tc>
           <w:tcPr>
-            <w:tcW w:type="dxa" w:w="1881"/>
+            <w:tcW w:type="dxa" w:w="1728"/>
           </w:tcPr>
           <w:p>
             <w:r>
@@ -3397,7 +3432,7 @@
       <w:tr>
         <w:tc>
           <w:tcPr>
-            <w:tcW w:type="dxa" w:w="1881"/>
+            <w:tcW w:type="dxa" w:w="1728"/>
           </w:tcPr>
           <w:p>
             <w:r>
@@ -3407,7 +3442,7 @@
         </w:tc>
         <w:tc>
           <w:tcPr>
-            <w:tcW w:type="dxa" w:w="1881"/>
+            <w:tcW w:type="dxa" w:w="1728"/>
           </w:tcPr>
           <w:p>
             <w:r>
@@ -3417,7 +3452,7 @@
         </w:tc>
         <w:tc>
           <w:tcPr>
-            <w:tcW w:type="dxa" w:w="1881"/>
+            <w:tcW w:type="dxa" w:w="1728"/>
           </w:tcPr>
           <w:p>
             <w:r>
@@ -3427,7 +3462,7 @@
         </w:tc>
         <w:tc>
           <w:tcPr>
-            <w:tcW w:type="dxa" w:w="1881"/>
+            <w:tcW w:type="dxa" w:w="1728"/>
           </w:tcPr>
           <w:p>
             <w:r>
@@ -3437,7 +3472,7 @@
         </w:tc>
         <w:tc>
           <w:tcPr>
-            <w:tcW w:type="dxa" w:w="1881"/>
+            <w:tcW w:type="dxa" w:w="1728"/>
           </w:tcPr>
           <w:p>
             <w:r>
@@ -3449,7 +3484,7 @@
       <w:tr>
         <w:tc>
           <w:tcPr>
-            <w:tcW w:type="dxa" w:w="1881"/>
+            <w:tcW w:type="dxa" w:w="1728"/>
           </w:tcPr>
           <w:p>
             <w:r>
@@ -3459,7 +3494,7 @@
         </w:tc>
         <w:tc>
           <w:tcPr>
-            <w:tcW w:type="dxa" w:w="1881"/>
+            <w:tcW w:type="dxa" w:w="1728"/>
           </w:tcPr>
           <w:p>
             <w:r>
@@ -3469,7 +3504,7 @@
         </w:tc>
         <w:tc>
           <w:tcPr>
-            <w:tcW w:type="dxa" w:w="1881"/>
+            <w:tcW w:type="dxa" w:w="1728"/>
           </w:tcPr>
           <w:p>
             <w:r>
@@ -3479,7 +3514,7 @@
         </w:tc>
         <w:tc>
           <w:tcPr>
-            <w:tcW w:type="dxa" w:w="1881"/>
+            <w:tcW w:type="dxa" w:w="1728"/>
           </w:tcPr>
           <w:p>
             <w:r>
@@ -3489,7 +3524,7 @@
         </w:tc>
         <w:tc>
           <w:tcPr>
-            <w:tcW w:type="dxa" w:w="1881"/>
+            <w:tcW w:type="dxa" w:w="1728"/>
           </w:tcPr>
           <w:p>
             <w:r>
@@ -3501,7 +3536,7 @@
       <w:tr>
         <w:tc>
           <w:tcPr>
-            <w:tcW w:type="dxa" w:w="1881"/>
+            <w:tcW w:type="dxa" w:w="1728"/>
           </w:tcPr>
           <w:p>
             <w:r>
@@ -3511,7 +3546,7 @@
         </w:tc>
         <w:tc>
           <w:tcPr>
-            <w:tcW w:type="dxa" w:w="1881"/>
+            <w:tcW w:type="dxa" w:w="1728"/>
           </w:tcPr>
           <w:p>
             <w:r>
@@ -3521,7 +3556,7 @@
         </w:tc>
         <w:tc>
           <w:tcPr>
-            <w:tcW w:type="dxa" w:w="1881"/>
+            <w:tcW w:type="dxa" w:w="1728"/>
           </w:tcPr>
           <w:p>
             <w:r>
@@ -3531,7 +3566,7 @@
         </w:tc>
         <w:tc>
           <w:tcPr>
-            <w:tcW w:type="dxa" w:w="1881"/>
+            <w:tcW w:type="dxa" w:w="1728"/>
           </w:tcPr>
           <w:p>
             <w:r>
@@ -3541,7 +3576,7 @@
         </w:tc>
         <w:tc>
           <w:tcPr>
-            <w:tcW w:type="dxa" w:w="1881"/>
+            <w:tcW w:type="dxa" w:w="1728"/>
           </w:tcPr>
           <w:p>
             <w:r>
@@ -3553,7 +3588,7 @@
       <w:tr>
         <w:tc>
           <w:tcPr>
-            <w:tcW w:type="dxa" w:w="1881"/>
+            <w:tcW w:type="dxa" w:w="1728"/>
           </w:tcPr>
           <w:p>
             <w:r>
@@ -3563,7 +3598,7 @@
         </w:tc>
         <w:tc>
           <w:tcPr>
-            <w:tcW w:type="dxa" w:w="1881"/>
+            <w:tcW w:type="dxa" w:w="1728"/>
           </w:tcPr>
           <w:p>
             <w:r>
@@ -3573,7 +3608,7 @@
         </w:tc>
         <w:tc>
           <w:tcPr>
-            <w:tcW w:type="dxa" w:w="1881"/>
+            <w:tcW w:type="dxa" w:w="1728"/>
           </w:tcPr>
           <w:p>
             <w:r>
@@ -3583,7 +3618,7 @@
         </w:tc>
         <w:tc>
           <w:tcPr>
-            <w:tcW w:type="dxa" w:w="1881"/>
+            <w:tcW w:type="dxa" w:w="1728"/>
           </w:tcPr>
           <w:p>
             <w:r>
@@ -3593,7 +3628,7 @@
         </w:tc>
         <w:tc>
           <w:tcPr>
-            <w:tcW w:type="dxa" w:w="1881"/>
+            <w:tcW w:type="dxa" w:w="1728"/>
           </w:tcPr>
           <w:p>
             <w:r>
@@ -3603,6 +3638,7 @@
         </w:tc>
       </w:tr>
     </w:tbl>
+    <w:p/>
     <w:p/>
     <w:p>
       <w:r>
@@ -3611,7 +3647,7 @@
       <w:r>
         <w:rPr>
           <w:rFonts w:ascii="Courier New" w:hAnsi="Courier New"/>
-          <w:sz w:val="20"/>
+          <w:sz w:val="18"/>
         </w:rPr>
         <w:t>_auto_bounds()</w:t>
       </w:r>
@@ -3619,14 +3655,17 @@
         <w:t xml:space="preserve"> — bounds derived from ITU defaults ×0.3/×4 for ε_r and ×0.01/×100 for σ.</w:t>
       </w:r>
     </w:p>
+    <w:p/>
     <w:p>
       <w:pPr>
         <w:pStyle w:val="Heading3"/>
+        <w:jc w:val="left"/>
       </w:pPr>
       <w:r>
         <w:t>5.3 Expected Results</w:t>
       </w:r>
     </w:p>
+    <w:p/>
     <w:tbl>
       <w:tblPr>
         <w:tblStyle w:val="TableGrid"/>
@@ -3634,15 +3673,14 @@
         <w:tblLook w:firstColumn="1" w:firstRow="1" w:lastColumn="0" w:lastRow="0" w:noHBand="0" w:noVBand="1" w:val="04A0"/>
       </w:tblPr>
       <w:tblGrid>
-        <w:gridCol w:w="3135"/>
-        <w:gridCol w:w="3135"/>
-        <w:gridCol w:w="3135"/>
+        <w:gridCol w:w="2880"/>
+        <w:gridCol w:w="2880"/>
+        <w:gridCol w:w="2880"/>
       </w:tblGrid>
       <w:tr>
         <w:tc>
           <w:tcPr>
-            <w:tcW w:type="dxa" w:w="3135"/>
-            <w:shd w:fill="BDD7EE" w:val="clear"/>
+            <w:tcW w:type="dxa" w:w="2880"/>
           </w:tcPr>
           <w:p>
             <w:r>
@@ -3655,8 +3693,7 @@
         </w:tc>
         <w:tc>
           <w:tcPr>
-            <w:tcW w:type="dxa" w:w="3135"/>
-            <w:shd w:fill="BDD7EE" w:val="clear"/>
+            <w:tcW w:type="dxa" w:w="2880"/>
           </w:tcPr>
           <w:p>
             <w:r>
@@ -3669,8 +3706,7 @@
         </w:tc>
         <w:tc>
           <w:tcPr>
-            <w:tcW w:type="dxa" w:w="3135"/>
-            <w:shd w:fill="BDD7EE" w:val="clear"/>
+            <w:tcW w:type="dxa" w:w="2880"/>
           </w:tcPr>
           <w:p>
             <w:r>
@@ -3685,7 +3721,7 @@
       <w:tr>
         <w:tc>
           <w:tcPr>
-            <w:tcW w:type="dxa" w:w="3135"/>
+            <w:tcW w:type="dxa" w:w="2880"/>
           </w:tcPr>
           <w:p>
             <w:r>
@@ -3695,7 +3731,7 @@
         </w:tc>
         <w:tc>
           <w:tcPr>
-            <w:tcW w:type="dxa" w:w="3135"/>
+            <w:tcW w:type="dxa" w:w="2880"/>
           </w:tcPr>
           <w:p>
             <w:r>
@@ -3705,7 +3741,7 @@
         </w:tc>
         <w:tc>
           <w:tcPr>
-            <w:tcW w:type="dxa" w:w="3135"/>
+            <w:tcW w:type="dxa" w:w="2880"/>
           </w:tcPr>
           <w:p>
             <w:r>
@@ -3717,27 +3753,27 @@
       <w:tr>
         <w:tc>
           <w:tcPr>
-            <w:tcW w:type="dxa" w:w="3135"/>
-          </w:tcPr>
-          <w:p>
-            <w:r>
-              <w:t>Stage 2 — material calibration</w:t>
-            </w:r>
-          </w:p>
-        </w:tc>
-        <w:tc>
-          <w:tcPr>
-            <w:tcW w:type="dxa" w:w="3135"/>
-          </w:tcPr>
-          <w:p>
-            <w:r>
-              <w:t>~7–8 dB</w:t>
-            </w:r>
-          </w:p>
-        </w:tc>
-        <w:tc>
-          <w:tcPr>
-            <w:tcW w:type="dxa" w:w="3135"/>
+            <w:tcW w:type="dxa" w:w="2880"/>
+          </w:tcPr>
+          <w:p>
+            <w:r>
+              <w:t>**Stage 2 — material calibration**</w:t>
+            </w:r>
+          </w:p>
+        </w:tc>
+        <w:tc>
+          <w:tcPr>
+            <w:tcW w:type="dxa" w:w="2880"/>
+          </w:tcPr>
+          <w:p>
+            <w:r>
+              <w:t>**~7–8 dB**</w:t>
+            </w:r>
+          </w:p>
+        </w:tc>
+        <w:tc>
+          <w:tcPr>
+            <w:tcW w:type="dxa" w:w="2880"/>
           </w:tcPr>
           <w:p>
             <w:r>
@@ -3749,7 +3785,7 @@
       <w:tr>
         <w:tc>
           <w:tcPr>
-            <w:tcW w:type="dxa" w:w="3135"/>
+            <w:tcW w:type="dxa" w:w="2880"/>
           </w:tcPr>
           <w:p>
             <w:r>
@@ -3759,7 +3795,7 @@
         </w:tc>
         <w:tc>
           <w:tcPr>
-            <w:tcW w:type="dxa" w:w="3135"/>
+            <w:tcW w:type="dxa" w:w="2880"/>
           </w:tcPr>
           <w:p>
             <w:r>
@@ -3769,7 +3805,7 @@
         </w:tc>
         <w:tc>
           <w:tcPr>
-            <w:tcW w:type="dxa" w:w="3135"/>
+            <w:tcW w:type="dxa" w:w="2880"/>
           </w:tcPr>
           <w:p>
             <w:r>
@@ -3782,21 +3818,31 @@
     <w:p/>
     <w:p/>
     <w:p>
+      <w:r>
+        <w:t>────────────────────────────────────────────────────────────</w:t>
+      </w:r>
+    </w:p>
+    <w:p/>
+    <w:p>
       <w:pPr>
         <w:pStyle w:val="Heading2"/>
+        <w:jc w:val="left"/>
       </w:pPr>
       <w:r>
         <w:t>6. Comparison — All Pipelines</w:t>
       </w:r>
     </w:p>
+    <w:p/>
     <w:p>
       <w:pPr>
         <w:pStyle w:val="Heading3"/>
+        <w:jc w:val="left"/>
       </w:pPr>
       <w:r>
         <w:t>6.1 Sionna 0.19.2 vs Sionna 2.0 DEM</w:t>
       </w:r>
     </w:p>
+    <w:p/>
     <w:tbl>
       <w:tblPr>
         <w:tblStyle w:val="TableGrid"/>
@@ -3804,18 +3850,17 @@
         <w:tblLook w:firstColumn="1" w:firstRow="1" w:lastColumn="0" w:lastRow="0" w:noHBand="0" w:noVBand="1" w:val="04A0"/>
       </w:tblPr>
       <w:tblGrid>
-        <w:gridCol w:w="1568"/>
-        <w:gridCol w:w="1568"/>
-        <w:gridCol w:w="1568"/>
-        <w:gridCol w:w="1568"/>
-        <w:gridCol w:w="1568"/>
-        <w:gridCol w:w="1568"/>
+        <w:gridCol w:w="1440"/>
+        <w:gridCol w:w="1440"/>
+        <w:gridCol w:w="1440"/>
+        <w:gridCol w:w="1440"/>
+        <w:gridCol w:w="1440"/>
+        <w:gridCol w:w="1440"/>
       </w:tblGrid>
       <w:tr>
         <w:tc>
           <w:tcPr>
-            <w:tcW w:type="dxa" w:w="1568"/>
-            <w:shd w:fill="BDD7EE" w:val="clear"/>
+            <w:tcW w:type="dxa" w:w="1440"/>
           </w:tcPr>
           <w:p>
             <w:r>
@@ -3828,8 +3873,7 @@
         </w:tc>
         <w:tc>
           <w:tcPr>
-            <w:tcW w:type="dxa" w:w="1568"/>
-            <w:shd w:fill="BDD7EE" w:val="clear"/>
+            <w:tcW w:type="dxa" w:w="1440"/>
           </w:tcPr>
           <w:p>
             <w:r>
@@ -3842,8 +3886,7 @@
         </w:tc>
         <w:tc>
           <w:tcPr>
-            <w:tcW w:type="dxa" w:w="1568"/>
-            <w:shd w:fill="BDD7EE" w:val="clear"/>
+            <w:tcW w:type="dxa" w:w="1440"/>
           </w:tcPr>
           <w:p>
             <w:r>
@@ -3856,8 +3899,7 @@
         </w:tc>
         <w:tc>
           <w:tcPr>
-            <w:tcW w:type="dxa" w:w="1568"/>
-            <w:shd w:fill="BDD7EE" w:val="clear"/>
+            <w:tcW w:type="dxa" w:w="1440"/>
           </w:tcPr>
           <w:p>
             <w:r>
@@ -3870,8 +3912,7 @@
         </w:tc>
         <w:tc>
           <w:tcPr>
-            <w:tcW w:type="dxa" w:w="1568"/>
-            <w:shd w:fill="BDD7EE" w:val="clear"/>
+            <w:tcW w:type="dxa" w:w="1440"/>
           </w:tcPr>
           <w:p>
             <w:r>
@@ -3884,8 +3925,7 @@
         </w:tc>
         <w:tc>
           <w:tcPr>
-            <w:tcW w:type="dxa" w:w="1568"/>
-            <w:shd w:fill="BDD7EE" w:val="clear"/>
+            <w:tcW w:type="dxa" w:w="1440"/>
           </w:tcPr>
           <w:p>
             <w:r>
@@ -3900,7 +3940,7 @@
       <w:tr>
         <w:tc>
           <w:tcPr>
-            <w:tcW w:type="dxa" w:w="1568"/>
+            <w:tcW w:type="dxa" w:w="1440"/>
           </w:tcPr>
           <w:p>
             <w:r>
@@ -3910,7 +3950,7 @@
         </w:tc>
         <w:tc>
           <w:tcPr>
-            <w:tcW w:type="dxa" w:w="1568"/>
+            <w:tcW w:type="dxa" w:w="1440"/>
           </w:tcPr>
           <w:p>
             <w:r>
@@ -3920,7 +3960,7 @@
         </w:tc>
         <w:tc>
           <w:tcPr>
-            <w:tcW w:type="dxa" w:w="1568"/>
+            <w:tcW w:type="dxa" w:w="1440"/>
           </w:tcPr>
           <w:p>
             <w:r>
@@ -3930,7 +3970,7 @@
         </w:tc>
         <w:tc>
           <w:tcPr>
-            <w:tcW w:type="dxa" w:w="1568"/>
+            <w:tcW w:type="dxa" w:w="1440"/>
           </w:tcPr>
           <w:p>
             <w:r>
@@ -3940,7 +3980,7 @@
         </w:tc>
         <w:tc>
           <w:tcPr>
-            <w:tcW w:type="dxa" w:w="1568"/>
+            <w:tcW w:type="dxa" w:w="1440"/>
           </w:tcPr>
           <w:p>
             <w:r>
@@ -3950,7 +3990,7 @@
         </w:tc>
         <w:tc>
           <w:tcPr>
-            <w:tcW w:type="dxa" w:w="1568"/>
+            <w:tcW w:type="dxa" w:w="1440"/>
           </w:tcPr>
           <w:p>
             <w:r>
@@ -3962,7 +4002,7 @@
       <w:tr>
         <w:tc>
           <w:tcPr>
-            <w:tcW w:type="dxa" w:w="1568"/>
+            <w:tcW w:type="dxa" w:w="1440"/>
           </w:tcPr>
           <w:p>
             <w:r>
@@ -3972,7 +4012,7 @@
         </w:tc>
         <w:tc>
           <w:tcPr>
-            <w:tcW w:type="dxa" w:w="1568"/>
+            <w:tcW w:type="dxa" w:w="1440"/>
           </w:tcPr>
           <w:p>
             <w:r>
@@ -3982,7 +4022,7 @@
         </w:tc>
         <w:tc>
           <w:tcPr>
-            <w:tcW w:type="dxa" w:w="1568"/>
+            <w:tcW w:type="dxa" w:w="1440"/>
           </w:tcPr>
           <w:p>
             <w:r>
@@ -3992,7 +4032,7 @@
         </w:tc>
         <w:tc>
           <w:tcPr>
-            <w:tcW w:type="dxa" w:w="1568"/>
+            <w:tcW w:type="dxa" w:w="1440"/>
           </w:tcPr>
           <w:p>
             <w:r>
@@ -4002,7 +4042,7 @@
         </w:tc>
         <w:tc>
           <w:tcPr>
-            <w:tcW w:type="dxa" w:w="1568"/>
+            <w:tcW w:type="dxa" w:w="1440"/>
           </w:tcPr>
           <w:p>
             <w:r>
@@ -4012,7 +4052,7 @@
         </w:tc>
         <w:tc>
           <w:tcPr>
-            <w:tcW w:type="dxa" w:w="1568"/>
+            <w:tcW w:type="dxa" w:w="1440"/>
           </w:tcPr>
           <w:p>
             <w:r>
@@ -4024,17 +4064,17 @@
       <w:tr>
         <w:tc>
           <w:tcPr>
-            <w:tcW w:type="dxa" w:w="1568"/>
-          </w:tcPr>
-          <w:p>
-            <w:r>
-              <w:t>Diff RT — scalar offset (Stage 1)</w:t>
-            </w:r>
-          </w:p>
-        </w:tc>
-        <w:tc>
-          <w:tcPr>
-            <w:tcW w:type="dxa" w:w="1568"/>
+            <w:tcW w:type="dxa" w:w="1440"/>
+          </w:tcPr>
+          <w:p>
+            <w:r>
+              <w:t>**Diff RT — scalar offset (Stage 1)**</w:t>
+            </w:r>
+          </w:p>
+        </w:tc>
+        <w:tc>
+          <w:tcPr>
+            <w:tcW w:type="dxa" w:w="1440"/>
           </w:tcPr>
           <w:p>
             <w:r>
@@ -4044,7 +4084,7 @@
         </w:tc>
         <w:tc>
           <w:tcPr>
-            <w:tcW w:type="dxa" w:w="1568"/>
+            <w:tcW w:type="dxa" w:w="1440"/>
           </w:tcPr>
           <w:p>
             <w:r>
@@ -4054,17 +4094,17 @@
         </w:tc>
         <w:tc>
           <w:tcPr>
-            <w:tcW w:type="dxa" w:w="1568"/>
-          </w:tcPr>
-          <w:p>
-            <w:r>
-              <w:t>8.67 dB</w:t>
-            </w:r>
-          </w:p>
-        </w:tc>
-        <w:tc>
-          <w:tcPr>
-            <w:tcW w:type="dxa" w:w="1568"/>
+            <w:tcW w:type="dxa" w:w="1440"/>
+          </w:tcPr>
+          <w:p>
+            <w:r>
+              <w:t>**8.67 dB**</w:t>
+            </w:r>
+          </w:p>
+        </w:tc>
+        <w:tc>
+          <w:tcPr>
+            <w:tcW w:type="dxa" w:w="1440"/>
           </w:tcPr>
           <w:p>
             <w:r>
@@ -4074,7 +4114,7 @@
         </w:tc>
         <w:tc>
           <w:tcPr>
-            <w:tcW w:type="dxa" w:w="1568"/>
+            <w:tcW w:type="dxa" w:w="1440"/>
           </w:tcPr>
           <w:p>
             <w:r>
@@ -4086,7 +4126,7 @@
       <w:tr>
         <w:tc>
           <w:tcPr>
-            <w:tcW w:type="dxa" w:w="1568"/>
+            <w:tcW w:type="dxa" w:w="1440"/>
           </w:tcPr>
           <w:p>
             <w:r>
@@ -4096,7 +4136,7 @@
         </w:tc>
         <w:tc>
           <w:tcPr>
-            <w:tcW w:type="dxa" w:w="1568"/>
+            <w:tcW w:type="dxa" w:w="1440"/>
           </w:tcPr>
           <w:p>
             <w:r>
@@ -4106,7 +4146,7 @@
         </w:tc>
         <w:tc>
           <w:tcPr>
-            <w:tcW w:type="dxa" w:w="1568"/>
+            <w:tcW w:type="dxa" w:w="1440"/>
           </w:tcPr>
           <w:p>
             <w:r>
@@ -4116,7 +4156,7 @@
         </w:tc>
         <w:tc>
           <w:tcPr>
-            <w:tcW w:type="dxa" w:w="1568"/>
+            <w:tcW w:type="dxa" w:w="1440"/>
           </w:tcPr>
           <w:p>
             <w:r>
@@ -4126,7 +4166,7 @@
         </w:tc>
         <w:tc>
           <w:tcPr>
-            <w:tcW w:type="dxa" w:w="1568"/>
+            <w:tcW w:type="dxa" w:w="1440"/>
           </w:tcPr>
           <w:p>
             <w:r>
@@ -4136,7 +4176,7 @@
         </w:tc>
         <w:tc>
           <w:tcPr>
-            <w:tcW w:type="dxa" w:w="1568"/>
+            <w:tcW w:type="dxa" w:w="1440"/>
           </w:tcPr>
           <w:p>
             <w:r>
@@ -4146,6 +4186,7 @@
         </w:tc>
       </w:tr>
     </w:tbl>
+    <w:p/>
     <w:p/>
     <w:p>
       <w:r/>
@@ -4161,7 +4202,7 @@
       <w:r>
         <w:rPr>
           <w:rFonts w:ascii="Courier New" w:hAnsi="Courier New"/>
-          <w:sz w:val="20"/>
+          <w:sz w:val="18"/>
         </w:rPr>
         <w:t>num_samples</w:t>
       </w:r>
@@ -4169,14 +4210,17 @@
         <w:t>).</w:t>
       </w:r>
     </w:p>
+    <w:p/>
     <w:p>
       <w:pPr>
         <w:pStyle w:val="Heading3"/>
+        <w:jc w:val="left"/>
       </w:pPr>
       <w:r>
         <w:t>6.2 Coverage vs Accuracy Trade-off</w:t>
       </w:r>
     </w:p>
+    <w:p/>
     <w:tbl>
       <w:tblPr>
         <w:tblStyle w:val="TableGrid"/>
@@ -4184,16 +4228,15 @@
         <w:tblLook w:firstColumn="1" w:firstRow="1" w:lastColumn="0" w:lastRow="0" w:noHBand="0" w:noVBand="1" w:val="04A0"/>
       </w:tblPr>
       <w:tblGrid>
-        <w:gridCol w:w="2351"/>
-        <w:gridCol w:w="2351"/>
-        <w:gridCol w:w="2351"/>
-        <w:gridCol w:w="2351"/>
+        <w:gridCol w:w="2160"/>
+        <w:gridCol w:w="2160"/>
+        <w:gridCol w:w="2160"/>
+        <w:gridCol w:w="2160"/>
       </w:tblGrid>
       <w:tr>
         <w:tc>
           <w:tcPr>
-            <w:tcW w:type="dxa" w:w="2351"/>
-            <w:shd w:fill="BDD7EE" w:val="clear"/>
+            <w:tcW w:type="dxa" w:w="2160"/>
           </w:tcPr>
           <w:p>
             <w:r>
@@ -4206,8 +4249,7 @@
         </w:tc>
         <w:tc>
           <w:tcPr>
-            <w:tcW w:type="dxa" w:w="2351"/>
-            <w:shd w:fill="BDD7EE" w:val="clear"/>
+            <w:tcW w:type="dxa" w:w="2160"/>
           </w:tcPr>
           <w:p>
             <w:r>
@@ -4220,8 +4262,7 @@
         </w:tc>
         <w:tc>
           <w:tcPr>
-            <w:tcW w:type="dxa" w:w="2351"/>
-            <w:shd w:fill="BDD7EE" w:val="clear"/>
+            <w:tcW w:type="dxa" w:w="2160"/>
           </w:tcPr>
           <w:p>
             <w:r>
@@ -4234,8 +4275,7 @@
         </w:tc>
         <w:tc>
           <w:tcPr>
-            <w:tcW w:type="dxa" w:w="2351"/>
-            <w:shd w:fill="BDD7EE" w:val="clear"/>
+            <w:tcW w:type="dxa" w:w="2160"/>
           </w:tcPr>
           <w:p>
             <w:r>
@@ -4250,7 +4290,7 @@
       <w:tr>
         <w:tc>
           <w:tcPr>
-            <w:tcW w:type="dxa" w:w="2351"/>
+            <w:tcW w:type="dxa" w:w="2160"/>
           </w:tcPr>
           <w:p>
             <w:r>
@@ -4260,7 +4300,7 @@
         </w:tc>
         <w:tc>
           <w:tcPr>
-            <w:tcW w:type="dxa" w:w="2351"/>
+            <w:tcW w:type="dxa" w:w="2160"/>
           </w:tcPr>
           <w:p>
             <w:r>
@@ -4270,7 +4310,7 @@
         </w:tc>
         <w:tc>
           <w:tcPr>
-            <w:tcW w:type="dxa" w:w="2351"/>
+            <w:tcW w:type="dxa" w:w="2160"/>
           </w:tcPr>
           <w:p>
             <w:r>
@@ -4280,7 +4320,7 @@
         </w:tc>
         <w:tc>
           <w:tcPr>
-            <w:tcW w:type="dxa" w:w="2351"/>
+            <w:tcW w:type="dxa" w:w="2160"/>
           </w:tcPr>
           <w:p>
             <w:r>
@@ -4292,7 +4332,7 @@
       <w:tr>
         <w:tc>
           <w:tcPr>
-            <w:tcW w:type="dxa" w:w="2351"/>
+            <w:tcW w:type="dxa" w:w="2160"/>
           </w:tcPr>
           <w:p>
             <w:r>
@@ -4302,7 +4342,7 @@
         </w:tc>
         <w:tc>
           <w:tcPr>
-            <w:tcW w:type="dxa" w:w="2351"/>
+            <w:tcW w:type="dxa" w:w="2160"/>
           </w:tcPr>
           <w:p>
             <w:r>
@@ -4312,7 +4352,7 @@
         </w:tc>
         <w:tc>
           <w:tcPr>
-            <w:tcW w:type="dxa" w:w="2351"/>
+            <w:tcW w:type="dxa" w:w="2160"/>
           </w:tcPr>
           <w:p>
             <w:r>
@@ -4322,7 +4362,7 @@
         </w:tc>
         <w:tc>
           <w:tcPr>
-            <w:tcW w:type="dxa" w:w="2351"/>
+            <w:tcW w:type="dxa" w:w="2160"/>
           </w:tcPr>
           <w:p>
             <w:r>
@@ -4334,7 +4374,7 @@
       <w:tr>
         <w:tc>
           <w:tcPr>
-            <w:tcW w:type="dxa" w:w="2351"/>
+            <w:tcW w:type="dxa" w:w="2160"/>
           </w:tcPr>
           <w:p>
             <w:r>
@@ -4344,7 +4384,7 @@
         </w:tc>
         <w:tc>
           <w:tcPr>
-            <w:tcW w:type="dxa" w:w="2351"/>
+            <w:tcW w:type="dxa" w:w="2160"/>
           </w:tcPr>
           <w:p>
             <w:r>
@@ -4354,7 +4394,7 @@
         </w:tc>
         <w:tc>
           <w:tcPr>
-            <w:tcW w:type="dxa" w:w="2351"/>
+            <w:tcW w:type="dxa" w:w="2160"/>
           </w:tcPr>
           <w:p>
             <w:r>
@@ -4364,7 +4404,7 @@
         </w:tc>
         <w:tc>
           <w:tcPr>
-            <w:tcW w:type="dxa" w:w="2351"/>
+            <w:tcW w:type="dxa" w:w="2160"/>
           </w:tcPr>
           <w:p>
             <w:r>
@@ -4377,21 +4417,31 @@
     <w:p/>
     <w:p/>
     <w:p>
+      <w:r>
+        <w:t>────────────────────────────────────────────────────────────</w:t>
+      </w:r>
+    </w:p>
+    <w:p/>
+    <w:p>
       <w:pPr>
         <w:pStyle w:val="Heading2"/>
+        <w:jc w:val="left"/>
       </w:pPr>
       <w:r>
         <w:t>7. Technical Notes</w:t>
       </w:r>
     </w:p>
+    <w:p/>
     <w:p>
       <w:pPr>
         <w:pStyle w:val="Heading3"/>
+        <w:jc w:val="left"/>
       </w:pPr>
       <w:r>
         <w:t>7.1 NVLabs Diff-RT Calibration — Relationship to This Work</w:t>
       </w:r>
     </w:p>
+    <w:p/>
     <w:p>
       <w:r>
         <w:t xml:space="preserve">This pipeline implements the </w:t>
@@ -4415,11 +4465,13 @@
         <w:t xml:space="preserve"> stages from:</w:t>
       </w:r>
     </w:p>
+    <w:p/>
     <w:p>
       <w:r>
         <w:t>Hoydis et al. (2023) — "Learning Radio Environments by Differentiable Ray Tracing" — arXiv:2311.18558</w:t>
       </w:r>
     </w:p>
+    <w:p/>
     <w:tbl>
       <w:tblPr>
         <w:tblStyle w:val="TableGrid"/>
@@ -4427,15 +4479,14 @@
         <w:tblLook w:firstColumn="1" w:firstRow="1" w:lastColumn="0" w:lastRow="0" w:noHBand="0" w:noVBand="1" w:val="04A0"/>
       </w:tblPr>
       <w:tblGrid>
-        <w:gridCol w:w="3135"/>
-        <w:gridCol w:w="3135"/>
-        <w:gridCol w:w="3135"/>
+        <w:gridCol w:w="2880"/>
+        <w:gridCol w:w="2880"/>
+        <w:gridCol w:w="2880"/>
       </w:tblGrid>
       <w:tr>
         <w:tc>
           <w:tcPr>
-            <w:tcW w:type="dxa" w:w="3135"/>
-            <w:shd w:fill="BDD7EE" w:val="clear"/>
+            <w:tcW w:type="dxa" w:w="2880"/>
           </w:tcPr>
           <w:p>
             <w:r>
@@ -4448,8 +4499,7 @@
         </w:tc>
         <w:tc>
           <w:tcPr>
-            <w:tcW w:type="dxa" w:w="3135"/>
-            <w:shd w:fill="BDD7EE" w:val="clear"/>
+            <w:tcW w:type="dxa" w:w="2880"/>
           </w:tcPr>
           <w:p>
             <w:r>
@@ -4462,8 +4512,7 @@
         </w:tc>
         <w:tc>
           <w:tcPr>
-            <w:tcW w:type="dxa" w:w="3135"/>
-            <w:shd w:fill="BDD7EE" w:val="clear"/>
+            <w:tcW w:type="dxa" w:w="2880"/>
           </w:tcPr>
           <w:p>
             <w:r>
@@ -4478,7 +4527,7 @@
       <w:tr>
         <w:tc>
           <w:tcPr>
-            <w:tcW w:type="dxa" w:w="3135"/>
+            <w:tcW w:type="dxa" w:w="2880"/>
           </w:tcPr>
           <w:p>
             <w:r>
@@ -4488,7 +4537,7 @@
         </w:tc>
         <w:tc>
           <w:tcPr>
-            <w:tcW w:type="dxa" w:w="3135"/>
+            <w:tcW w:type="dxa" w:w="2880"/>
           </w:tcPr>
           <w:p>
             <w:r>
@@ -4498,7 +4547,7 @@
         </w:tc>
         <w:tc>
           <w:tcPr>
-            <w:tcW w:type="dxa" w:w="3135"/>
+            <w:tcW w:type="dxa" w:w="2880"/>
           </w:tcPr>
           <w:p>
             <w:r>
@@ -4510,7 +4559,7 @@
       <w:tr>
         <w:tc>
           <w:tcPr>
-            <w:tcW w:type="dxa" w:w="3135"/>
+            <w:tcW w:type="dxa" w:w="2880"/>
           </w:tcPr>
           <w:p>
             <w:r>
@@ -4520,7 +4569,7 @@
         </w:tc>
         <w:tc>
           <w:tcPr>
-            <w:tcW w:type="dxa" w:w="3135"/>
+            <w:tcW w:type="dxa" w:w="2880"/>
           </w:tcPr>
           <w:p>
             <w:r>
@@ -4530,7 +4579,7 @@
         </w:tc>
         <w:tc>
           <w:tcPr>
-            <w:tcW w:type="dxa" w:w="3135"/>
+            <w:tcW w:type="dxa" w:w="2880"/>
           </w:tcPr>
           <w:p>
             <w:r>
@@ -4542,7 +4591,7 @@
       <w:tr>
         <w:tc>
           <w:tcPr>
-            <w:tcW w:type="dxa" w:w="3135"/>
+            <w:tcW w:type="dxa" w:w="2880"/>
           </w:tcPr>
           <w:p>
             <w:r>
@@ -4552,7 +4601,7 @@
         </w:tc>
         <w:tc>
           <w:tcPr>
-            <w:tcW w:type="dxa" w:w="3135"/>
+            <w:tcW w:type="dxa" w:w="2880"/>
           </w:tcPr>
           <w:p>
             <w:r>
@@ -4562,7 +4611,7 @@
         </w:tc>
         <w:tc>
           <w:tcPr>
-            <w:tcW w:type="dxa" w:w="3135"/>
+            <w:tcW w:type="dxa" w:w="2880"/>
           </w:tcPr>
           <w:p>
             <w:r>
@@ -4572,6 +4621,7 @@
         </w:tc>
       </w:tr>
     </w:tbl>
+    <w:p/>
     <w:p/>
     <w:p>
       <w:r/>
@@ -4585,14 +4635,17 @@
         <w:t xml:space="preserve"> Their dataset uses full OFDM CIR (complex channel at 1024 subcarriers, 64 antennas). Our dataset is RSS-only (single scalar dBm per location). This limits the gradient information available — we use SMAPE on received power instead of NMSE on complex CIR.</w:t>
       </w:r>
     </w:p>
+    <w:p/>
     <w:p>
       <w:pPr>
         <w:pStyle w:val="Heading3"/>
+        <w:jc w:val="left"/>
       </w:pPr>
       <w:r>
         <w:t>7.2 SMAPE Loss vs RMSE</w:t>
       </w:r>
     </w:p>
+    <w:p/>
     <w:tbl>
       <w:tblPr>
         <w:tblStyle w:val="TableGrid"/>
@@ -4600,19 +4653,18 @@
         <w:tblLook w:firstColumn="1" w:firstRow="1" w:lastColumn="0" w:lastRow="0" w:noHBand="0" w:noVBand="1" w:val="04A0"/>
       </w:tblPr>
       <w:tblGrid>
-        <w:gridCol w:w="1344"/>
-        <w:gridCol w:w="1344"/>
-        <w:gridCol w:w="1344"/>
-        <w:gridCol w:w="1344"/>
-        <w:gridCol w:w="1344"/>
-        <w:gridCol w:w="1344"/>
-        <w:gridCol w:w="1344"/>
+        <w:gridCol w:w="1234"/>
+        <w:gridCol w:w="1234"/>
+        <w:gridCol w:w="1234"/>
+        <w:gridCol w:w="1234"/>
+        <w:gridCol w:w="1234"/>
+        <w:gridCol w:w="1234"/>
+        <w:gridCol w:w="1234"/>
       </w:tblGrid>
       <w:tr>
         <w:tc>
           <w:tcPr>
-            <w:tcW w:type="dxa" w:w="1344"/>
-            <w:shd w:fill="BDD7EE" w:val="clear"/>
+            <w:tcW w:type="dxa" w:w="1234"/>
           </w:tcPr>
           <w:p>
             <w:r>
@@ -4625,8 +4677,7 @@
         </w:tc>
         <w:tc>
           <w:tcPr>
-            <w:tcW w:type="dxa" w:w="1344"/>
-            <w:shd w:fill="BDD7EE" w:val="clear"/>
+            <w:tcW w:type="dxa" w:w="1234"/>
           </w:tcPr>
           <w:p>
             <w:r>
@@ -4639,8 +4690,7 @@
         </w:tc>
         <w:tc>
           <w:tcPr>
-            <w:tcW w:type="dxa" w:w="1344"/>
-            <w:shd w:fill="BDD7EE" w:val="clear"/>
+            <w:tcW w:type="dxa" w:w="1234"/>
           </w:tcPr>
           <w:p>
             <w:r>
@@ -4653,61 +4703,33 @@
         </w:tc>
         <w:tc>
           <w:tcPr>
-            <w:tcW w:type="dxa" w:w="1344"/>
-            <w:shd w:fill="BDD7EE" w:val="clear"/>
-          </w:tcPr>
-          <w:p>
-            <w:r>
-              <w:rPr>
-                <w:b/>
-              </w:rPr>
-            </w:r>
-          </w:p>
-        </w:tc>
-        <w:tc>
-          <w:tcPr>
-            <w:tcW w:type="dxa" w:w="1344"/>
-            <w:shd w:fill="BDD7EE" w:val="clear"/>
-          </w:tcPr>
-          <w:p>
-            <w:r>
-              <w:rPr>
-                <w:b/>
-              </w:rPr>
-            </w:r>
-          </w:p>
-        </w:tc>
-        <w:tc>
-          <w:tcPr>
-            <w:tcW w:type="dxa" w:w="1344"/>
-            <w:shd w:fill="BDD7EE" w:val="clear"/>
-          </w:tcPr>
-          <w:p>
-            <w:r>
-              <w:rPr>
-                <w:b/>
-              </w:rPr>
-            </w:r>
-          </w:p>
-        </w:tc>
-        <w:tc>
-          <w:tcPr>
-            <w:tcW w:type="dxa" w:w="1344"/>
-            <w:shd w:fill="BDD7EE" w:val="clear"/>
-          </w:tcPr>
-          <w:p>
-            <w:r>
-              <w:rPr>
-                <w:b/>
-              </w:rPr>
-            </w:r>
-          </w:p>
+            <w:tcW w:type="dxa" w:w="1234"/>
+          </w:tcPr>
+          <w:p/>
+        </w:tc>
+        <w:tc>
+          <w:tcPr>
+            <w:tcW w:type="dxa" w:w="1234"/>
+          </w:tcPr>
+          <w:p/>
+        </w:tc>
+        <w:tc>
+          <w:tcPr>
+            <w:tcW w:type="dxa" w:w="1234"/>
+          </w:tcPr>
+          <w:p/>
+        </w:tc>
+        <w:tc>
+          <w:tcPr>
+            <w:tcW w:type="dxa" w:w="1234"/>
+          </w:tcPr>
+          <w:p/>
         </w:tc>
       </w:tr>
       <w:tr>
         <w:tc>
           <w:tcPr>
-            <w:tcW w:type="dxa" w:w="1344"/>
+            <w:tcW w:type="dxa" w:w="1234"/>
           </w:tcPr>
           <w:p>
             <w:r>
@@ -4717,17 +4739,17 @@
         </w:tc>
         <w:tc>
           <w:tcPr>
-            <w:tcW w:type="dxa" w:w="1344"/>
-          </w:tcPr>
-          <w:p>
-            <w:r>
-              <w:t>√(mean((PL_sim−PL_meas)²))</w:t>
-            </w:r>
-          </w:p>
-        </w:tc>
-        <w:tc>
-          <w:tcPr>
-            <w:tcW w:type="dxa" w:w="1344"/>
+            <w:tcW w:type="dxa" w:w="1234"/>
+          </w:tcPr>
+          <w:p>
+            <w:r>
+              <w:t>`√(mean((PL_sim−PL_meas)²))`</w:t>
+            </w:r>
+          </w:p>
+        </w:tc>
+        <w:tc>
+          <w:tcPr>
+            <w:tcW w:type="dxa" w:w="1234"/>
           </w:tcPr>
           <w:p>
             <w:r>
@@ -4737,41 +4759,33 @@
         </w:tc>
         <w:tc>
           <w:tcPr>
-            <w:tcW w:type="dxa" w:w="1344"/>
-          </w:tcPr>
-          <w:p>
-            <w:r/>
-          </w:p>
-        </w:tc>
-        <w:tc>
-          <w:tcPr>
-            <w:tcW w:type="dxa" w:w="1344"/>
-          </w:tcPr>
-          <w:p>
-            <w:r/>
-          </w:p>
-        </w:tc>
-        <w:tc>
-          <w:tcPr>
-            <w:tcW w:type="dxa" w:w="1344"/>
-          </w:tcPr>
-          <w:p>
-            <w:r/>
-          </w:p>
-        </w:tc>
-        <w:tc>
-          <w:tcPr>
-            <w:tcW w:type="dxa" w:w="1344"/>
-          </w:tcPr>
-          <w:p>
-            <w:r/>
-          </w:p>
+            <w:tcW w:type="dxa" w:w="1234"/>
+          </w:tcPr>
+          <w:p/>
+        </w:tc>
+        <w:tc>
+          <w:tcPr>
+            <w:tcW w:type="dxa" w:w="1234"/>
+          </w:tcPr>
+          <w:p/>
+        </w:tc>
+        <w:tc>
+          <w:tcPr>
+            <w:tcW w:type="dxa" w:w="1234"/>
+          </w:tcPr>
+          <w:p/>
+        </w:tc>
+        <w:tc>
+          <w:tcPr>
+            <w:tcW w:type="dxa" w:w="1234"/>
+          </w:tcPr>
+          <w:p/>
         </w:tc>
       </w:tr>
       <w:tr>
         <w:tc>
           <w:tcPr>
-            <w:tcW w:type="dxa" w:w="1344"/>
+            <w:tcW w:type="dxa" w:w="1234"/>
           </w:tcPr>
           <w:p>
             <w:r>
@@ -4781,7 +4795,7 @@
         </w:tc>
         <w:tc>
           <w:tcPr>
-            <w:tcW w:type="dxa" w:w="1344"/>
+            <w:tcW w:type="dxa" w:w="1234"/>
           </w:tcPr>
           <w:p>
             <w:r>
@@ -4791,7 +4805,7 @@
         </w:tc>
         <w:tc>
           <w:tcPr>
-            <w:tcW w:type="dxa" w:w="1344"/>
+            <w:tcW w:type="dxa" w:w="1234"/>
           </w:tcPr>
           <w:p>
             <w:r>
@@ -4801,7 +4815,7 @@
         </w:tc>
         <w:tc>
           <w:tcPr>
-            <w:tcW w:type="dxa" w:w="1344"/>
+            <w:tcW w:type="dxa" w:w="1234"/>
           </w:tcPr>
           <w:p>
             <w:r>
@@ -4811,7 +4825,7 @@
         </w:tc>
         <w:tc>
           <w:tcPr>
-            <w:tcW w:type="dxa" w:w="1344"/>
+            <w:tcW w:type="dxa" w:w="1234"/>
           </w:tcPr>
           <w:p>
             <w:r>
@@ -4821,7 +4835,7 @@
         </w:tc>
         <w:tc>
           <w:tcPr>
-            <w:tcW w:type="dxa" w:w="1344"/>
+            <w:tcW w:type="dxa" w:w="1234"/>
           </w:tcPr>
           <w:p>
             <w:r>
@@ -4831,7 +4845,7 @@
         </w:tc>
         <w:tc>
           <w:tcPr>
-            <w:tcW w:type="dxa" w:w="1344"/>
+            <w:tcW w:type="dxa" w:w="1234"/>
           </w:tcPr>
           <w:p>
             <w:r>
@@ -4841,33 +4855,39 @@
         </w:tc>
       </w:tr>
     </w:tbl>
+    <w:p/>
     <w:p/>
     <w:p>
       <w:r>
         <w:t>SMAPE on linear power (Watts) is the official NVLabs loss. It prevents large-power outliers from dominating the gradient and is symmetric — under- and over-prediction penalised equally.</w:t>
       </w:r>
     </w:p>
+    <w:p/>
     <w:p>
       <w:pPr>
         <w:pStyle w:val="Heading3"/>
+        <w:jc w:val="left"/>
       </w:pPr>
       <w:r>
         <w:t>7.3 Gradient Flow</w:t>
       </w:r>
     </w:p>
+    <w:p/>
     <w:p>
       <w:r>
         <w:t>Material parameters are log-parameterised for numerical stability:</w:t>
       </w:r>
     </w:p>
+    <w:p/>
     <w:p>
       <w:pPr>
-        <w:shd w:fill="F2F2F2" w:val="clear"/>
+        <w:ind w:left="576"/>
       </w:pPr>
       <w:r>
         <w:rPr>
           <w:rFonts w:ascii="Courier New" w:hAnsi="Courier New"/>
-          <w:sz w:val="18"/>
+          <w:color w:val="2C3E50"/>
+          <w:sz w:val="17"/>
         </w:rPr>
         <w:t># Conductivity spans 9 orders of magnitude (1e-6 to 1e7 S/m)</w:t>
         <w:br/>
@@ -4878,6 +4898,7 @@
         <w:t>mat.conductivity = tf.exp(log_sig)  # always positive, smooth gradient</w:t>
       </w:r>
     </w:p>
+    <w:p/>
     <w:p>
       <w:r>
         <w:t xml:space="preserve">Permittivity and scattering coefficient are clip-bounded inside </w:t>
@@ -4885,7 +4906,7 @@
       <w:r>
         <w:rPr>
           <w:rFonts w:ascii="Courier New" w:hAnsi="Courier New"/>
-          <w:sz w:val="20"/>
+          <w:sz w:val="18"/>
         </w:rPr>
         <w:t>_apply11()</w:t>
       </w:r>
@@ -4894,28 +4915,26 @@
       </w:r>
     </w:p>
     <w:p>
-      <w:pPr>
-        <w:pStyle w:val="ListBullet"/>
-      </w:pPr>
-      <w:r/>
+      <w:r>
+        <w:t xml:space="preserve">- </w:t>
+      </w:r>
       <w:r>
         <w:rPr>
           <w:rFonts w:ascii="Courier New" w:hAnsi="Courier New"/>
-          <w:sz w:val="20"/>
+          <w:sz w:val="18"/>
         </w:rPr>
         <w:t>ε_r ∈ [1.0, 100.0]</w:t>
       </w:r>
       <w:r/>
     </w:p>
     <w:p>
-      <w:pPr>
-        <w:pStyle w:val="ListBullet"/>
-      </w:pPr>
-      <w:r/>
+      <w:r>
+        <w:t xml:space="preserve">- </w:t>
+      </w:r>
       <w:r>
         <w:rPr>
           <w:rFonts w:ascii="Courier New" w:hAnsi="Courier New"/>
-          <w:sz w:val="20"/>
+          <w:sz w:val="18"/>
         </w:rPr>
         <w:t>S ∈ [0.0, 1.0]</w:t>
       </w:r>
@@ -4923,21 +4942,108 @@
     </w:p>
     <w:p/>
     <w:p>
+      <w:r>
+        <w:t>────────────────────────────────────────────────────────────</w:t>
+      </w:r>
+    </w:p>
+    <w:p/>
+    <w:p>
       <w:pPr>
         <w:pStyle w:val="Heading2"/>
+        <w:jc w:val="left"/>
       </w:pPr>
       <w:r>
-        <w:t>8. Summary</w:t>
+        <w:t>8. Pipeline Architecture &amp; Exported Files</w:t>
       </w:r>
     </w:p>
+    <w:p/>
     <w:p>
       <w:pPr>
         <w:pStyle w:val="Heading3"/>
+        <w:jc w:val="left"/>
       </w:pPr>
       <w:r>
-        <w:t>8.1 Stage 1 Results (Complete)</w:t>
+        <w:t>8.1 Pipeline Organogram</w:t>
       </w:r>
     </w:p>
+    <w:p/>
+    <w:p>
+      <w:r>
+        <w:t>The figure below shows the full differentiable RT calibration pipeline from raw inputs to final calibrated outputs. Each stage is shown with its inputs, processing steps, and exported files.</w:t>
+      </w:r>
+    </w:p>
+    <w:p/>
+    <w:p>
+      <w:r>
+        <w:drawing>
+          <wp:inline xmlns:a="http://schemas.openxmlformats.org/drawingml/2006/main" xmlns:pic="http://schemas.openxmlformats.org/drawingml/2006/picture">
+            <wp:extent cx="5669280" cy="7205362"/>
+            <wp:docPr id="1" name="Picture 1"/>
+            <wp:cNvGraphicFramePr>
+              <a:graphicFrameLocks noChangeAspect="1"/>
+            </wp:cNvGraphicFramePr>
+            <a:graphic>
+              <a:graphicData uri="http://schemas.openxmlformats.org/drawingml/2006/picture">
+                <pic:pic>
+                  <pic:nvPicPr>
+                    <pic:cNvPr id="0" name="fig6_pipeline_organogram.png"/>
+                    <pic:cNvPicPr/>
+                  </pic:nvPicPr>
+                  <pic:blipFill>
+                    <a:blip r:embed="rId9"/>
+                    <a:stretch>
+                      <a:fillRect/>
+                    </a:stretch>
+                  </pic:blipFill>
+                  <pic:spPr>
+                    <a:xfrm>
+                      <a:off x="0" y="0"/>
+                      <a:ext cx="5669280" cy="7205362"/>
+                    </a:xfrm>
+                    <a:prstGeom prst="rect"/>
+                  </pic:spPr>
+                </pic:pic>
+              </a:graphicData>
+            </a:graphic>
+          </wp:inline>
+        </w:drawing>
+      </w:r>
+    </w:p>
+    <w:p/>
+    <w:p/>
+    <w:p>
+      <w:r/>
+      <w:r>
+        <w:rPr>
+          <w:b/>
+        </w:rPr>
+        <w:t>Figure: Full differentiable RT calibration pipeline — 7 stages from raw inputs to residual MLP correction.</w:t>
+      </w:r>
+      <w:r/>
+    </w:p>
+    <w:p/>
+    <w:p>
+      <w:r>
+        <w:t>────────────────────────────────────────────────────────────</w:t>
+      </w:r>
+    </w:p>
+    <w:p/>
+    <w:p>
+      <w:pPr>
+        <w:pStyle w:val="Heading3"/>
+        <w:jc w:val="left"/>
+      </w:pPr>
+      <w:r>
+        <w:t>8.2 Exported Files Reference</w:t>
+      </w:r>
+    </w:p>
+    <w:p/>
+    <w:p>
+      <w:r>
+        <w:t>Every stage of the pipeline writes specific files to disk. The table below documents each file, its location, content, and purpose.</w:t>
+      </w:r>
+    </w:p>
+    <w:p/>
     <w:tbl>
       <w:tblPr>
         <w:tblStyle w:val="TableGrid"/>
@@ -4945,14 +5051,614 @@
         <w:tblLook w:firstColumn="1" w:firstRow="1" w:lastColumn="0" w:lastRow="0" w:noHBand="0" w:noVBand="1" w:val="04A0"/>
       </w:tblPr>
       <w:tblGrid>
-        <w:gridCol w:w="4703"/>
-        <w:gridCol w:w="4703"/>
+        <w:gridCol w:w="1728"/>
+        <w:gridCol w:w="1728"/>
+        <w:gridCol w:w="1728"/>
+        <w:gridCol w:w="1728"/>
+        <w:gridCol w:w="1728"/>
       </w:tblGrid>
       <w:tr>
         <w:tc>
           <w:tcPr>
-            <w:tcW w:type="dxa" w:w="4703"/>
-            <w:shd w:fill="BDD7EE" w:val="clear"/>
+            <w:tcW w:type="dxa" w:w="1728"/>
+          </w:tcPr>
+          <w:p>
+            <w:r>
+              <w:rPr>
+                <w:b/>
+              </w:rPr>
+              <w:t>File</w:t>
+            </w:r>
+          </w:p>
+        </w:tc>
+        <w:tc>
+          <w:tcPr>
+            <w:tcW w:type="dxa" w:w="1728"/>
+          </w:tcPr>
+          <w:p>
+            <w:r>
+              <w:rPr>
+                <w:b/>
+              </w:rPr>
+              <w:t>Location</w:t>
+            </w:r>
+          </w:p>
+        </w:tc>
+        <w:tc>
+          <w:tcPr>
+            <w:tcW w:type="dxa" w:w="1728"/>
+          </w:tcPr>
+          <w:p>
+            <w:r>
+              <w:rPr>
+                <w:b/>
+              </w:rPr>
+              <w:t>Stage</w:t>
+            </w:r>
+          </w:p>
+        </w:tc>
+        <w:tc>
+          <w:tcPr>
+            <w:tcW w:type="dxa" w:w="1728"/>
+          </w:tcPr>
+          <w:p>
+            <w:r>
+              <w:rPr>
+                <w:b/>
+              </w:rPr>
+              <w:t>Content</w:t>
+            </w:r>
+          </w:p>
+        </w:tc>
+        <w:tc>
+          <w:tcPr>
+            <w:tcW w:type="dxa" w:w="1728"/>
+          </w:tcPr>
+          <w:p>
+            <w:r>
+              <w:rPr>
+                <w:b/>
+              </w:rPr>
+              <w:t>Purpose</w:t>
+            </w:r>
+          </w:p>
+        </w:tc>
+      </w:tr>
+      <w:tr>
+        <w:tc>
+          <w:tcPr>
+            <w:tcW w:type="dxa" w:w="1728"/>
+          </w:tcPr>
+          <w:p>
+            <w:r>
+              <w:t>`path_solver_results.csv`</w:t>
+            </w:r>
+          </w:p>
+        </w:tc>
+        <w:tc>
+          <w:tcPr>
+            <w:tcW w:type="dxa" w:w="1728"/>
+          </w:tcPr>
+          <w:p>
+            <w:r>
+              <w:t>`results/diff_rt/`</w:t>
+            </w:r>
+          </w:p>
+        </w:tc>
+        <w:tc>
+          <w:tcPr>
+            <w:tcW w:type="dxa" w:w="1728"/>
+          </w:tcPr>
+          <w:p>
+            <w:r>
+              <w:t>Stage 2 — Pre-tracing</w:t>
+            </w:r>
+          </w:p>
+        </w:tc>
+        <w:tc>
+          <w:tcPr>
+            <w:tcW w:type="dxa" w:w="1728"/>
+          </w:tcPr>
+          <w:p>
+            <w:r>
+              <w:t>Per-receiver: `rx_name`, `x_m`, `y_m`, `z_m`, `rssi_sim_dbm`, `rssi_meas_dbm`, `pl_sim_db`, `pl_meas_db`, `paths_found`</w:t>
+            </w:r>
+          </w:p>
+        </w:tc>
+        <w:tc>
+          <w:tcPr>
+            <w:tcW w:type="dxa" w:w="1728"/>
+          </w:tcPr>
+          <w:p>
+            <w:r>
+              <w:t>Raw RT output vs measurement, before any calibration. Diagnostic tool — shows which receivers are visible and which are in deep shadow.</w:t>
+            </w:r>
+          </w:p>
+        </w:tc>
+      </w:tr>
+      <w:tr>
+        <w:tc>
+          <w:tcPr>
+            <w:tcW w:type="dxa" w:w="1728"/>
+          </w:tcPr>
+          <w:p>
+            <w:r>
+              <w:t>`scalar_offset_history.csv`</w:t>
+            </w:r>
+          </w:p>
+        </w:tc>
+        <w:tc>
+          <w:tcPr>
+            <w:tcW w:type="dxa" w:w="1728"/>
+          </w:tcPr>
+          <w:p>
+            <w:r>
+              <w:t>`results/diff_rt/`</w:t>
+            </w:r>
+          </w:p>
+        </w:tc>
+        <w:tc>
+          <w:tcPr>
+            <w:tcW w:type="dxa" w:w="1728"/>
+          </w:tcPr>
+          <w:p>
+            <w:r>
+              <w:t>Stage 3 — Scalar offset</w:t>
+            </w:r>
+          </w:p>
+        </w:tc>
+        <w:tc>
+          <w:tcPr>
+            <w:tcW w:type="dxa" w:w="1728"/>
+          </w:tcPr>
+          <w:p>
+            <w:r>
+              <w:t>Per-step: `step`, `loss`, `sf_db`, `pl_rmse_db`, `mae_db`</w:t>
+            </w:r>
+          </w:p>
+        </w:tc>
+        <w:tc>
+          <w:tcPr>
+            <w:tcW w:type="dxa" w:w="1728"/>
+          </w:tcPr>
+          <w:p>
+            <w:r>
+              <w:t>Adam optimiser convergence log. Confirms training stability and shows at which step the single scalar correction converged (~step 100).</w:t>
+            </w:r>
+          </w:p>
+        </w:tc>
+      </w:tr>
+      <w:tr>
+        <w:tc>
+          <w:tcPr>
+            <w:tcW w:type="dxa" w:w="1728"/>
+          </w:tcPr>
+          <w:p>
+            <w:r>
+              <w:t>`scalar_offset_915mhz.json`</w:t>
+            </w:r>
+          </w:p>
+        </w:tc>
+        <w:tc>
+          <w:tcPr>
+            <w:tcW w:type="dxa" w:w="1728"/>
+          </w:tcPr>
+          <w:p>
+            <w:r>
+              <w:t>`nottingham_ofcom2018_915mhz_dem/`</w:t>
+            </w:r>
+          </w:p>
+        </w:tc>
+        <w:tc>
+          <w:tcPr>
+            <w:tcW w:type="dxa" w:w="1728"/>
+          </w:tcPr>
+          <w:p>
+            <w:r>
+              <w:t>Stage 3 — Scalar offset</w:t>
+            </w:r>
+          </w:p>
+        </w:tc>
+        <w:tc>
+          <w:tcPr>
+            <w:tcW w:type="dxa" w:w="1728"/>
+          </w:tcPr>
+          <w:p>
+            <w:r>
+              <w:t>`scaling_factor_db = −10.825`, metadata (frequency, N, RMSE before/after)</w:t>
+            </w:r>
+          </w:p>
+        </w:tc>
+        <w:tc>
+          <w:tcPr>
+            <w:tcW w:type="dxa" w:w="1728"/>
+          </w:tcPr>
+          <w:p>
+            <w:r>
+              <w:t>**Transfer file.** Loaded by Sionna 2.0 DEM Cell 4A to apply the same global power correction to the full production simulation.</w:t>
+            </w:r>
+          </w:p>
+        </w:tc>
+      </w:tr>
+      <w:tr>
+        <w:tc>
+          <w:tcPr>
+            <w:tcW w:type="dxa" w:w="1728"/>
+          </w:tcPr>
+          <w:p>
+            <w:r>
+              <w:t>`material_calib_history.csv`</w:t>
+            </w:r>
+          </w:p>
+        </w:tc>
+        <w:tc>
+          <w:tcPr>
+            <w:tcW w:type="dxa" w:w="1728"/>
+          </w:tcPr>
+          <w:p>
+            <w:r>
+              <w:t>`results/diff_rt/`</w:t>
+            </w:r>
+          </w:p>
+        </w:tc>
+        <w:tc>
+          <w:tcPr>
+            <w:tcW w:type="dxa" w:w="1728"/>
+          </w:tcPr>
+          <w:p>
+            <w:r>
+              <w:t>Stage 4 — Material calib</w:t>
+            </w:r>
+          </w:p>
+        </w:tc>
+        <w:tc>
+          <w:tcPr>
+            <w:tcW w:type="dxa" w:w="1728"/>
+          </w:tcPr>
+          <w:p>
+            <w:r>
+              <w:t>Per-step: `step`, `loss`, `rmse`, `lr`</w:t>
+            </w:r>
+          </w:p>
+        </w:tc>
+        <w:tc>
+          <w:tcPr>
+            <w:tcW w:type="dxa" w:w="1728"/>
+          </w:tcPr>
+          <w:p>
+            <w:r>
+              <w:t>Material calibration convergence curve. Used to plot RMSE vs steps and verify the optimiser did not diverge.</w:t>
+            </w:r>
+          </w:p>
+        </w:tc>
+      </w:tr>
+      <w:tr>
+        <w:tc>
+          <w:tcPr>
+            <w:tcW w:type="dxa" w:w="1728"/>
+          </w:tcPr>
+          <w:p>
+            <w:r>
+              <w:t>`calibrated_materials_915mhz.json`</w:t>
+            </w:r>
+          </w:p>
+        </w:tc>
+        <w:tc>
+          <w:tcPr>
+            <w:tcW w:type="dxa" w:w="1728"/>
+          </w:tcPr>
+          <w:p>
+            <w:r>
+              <w:t>`nottingham_ofcom2018_915mhz_dem/`</w:t>
+            </w:r>
+          </w:p>
+        </w:tc>
+        <w:tc>
+          <w:tcPr>
+            <w:tcW w:type="dxa" w:w="1728"/>
+          </w:tcPr>
+          <w:p>
+            <w:r>
+              <w:t>Stage 4 — Material calib</w:t>
+            </w:r>
+          </w:p>
+        </w:tc>
+        <w:tc>
+          <w:tcPr>
+            <w:tcW w:type="dxa" w:w="1728"/>
+          </w:tcPr>
+          <w:p>
+            <w:r>
+              <w:t>Per-material: `er`, `sigma`, `scatter` for all 17 ITU materials</w:t>
+            </w:r>
+          </w:p>
+        </w:tc>
+        <w:tc>
+          <w:tcPr>
+            <w:tcW w:type="dxa" w:w="1728"/>
+          </w:tcPr>
+          <w:p>
+            <w:r>
+              <w:t>**Main deliverable.** Physically-tuned EM properties for Nottingham at 915 MHz. Loaded by Sionna 2.0 DEM Cell 4A to replace ITU defaults.</w:t>
+            </w:r>
+          </w:p>
+        </w:tc>
+      </w:tr>
+      <w:tr>
+        <w:tc>
+          <w:tcPr>
+            <w:tcW w:type="dxa" w:w="1728"/>
+          </w:tcPr>
+          <w:p>
+            <w:r>
+              <w:t>`calibration_results.json`</w:t>
+            </w:r>
+          </w:p>
+        </w:tc>
+        <w:tc>
+          <w:tcPr>
+            <w:tcW w:type="dxa" w:w="1728"/>
+          </w:tcPr>
+          <w:p>
+            <w:r>
+              <w:t>`results/diff_rt/`</w:t>
+            </w:r>
+          </w:p>
+        </w:tc>
+        <w:tc>
+          <w:tcPr>
+            <w:tcW w:type="dxa" w:w="1728"/>
+          </w:tcPr>
+          <w:p>
+            <w:r>
+              <w:t>Stage 5 — Evaluation</w:t>
+            </w:r>
+          </w:p>
+        </w:tc>
+        <w:tc>
+          <w:tcPr>
+            <w:tcW w:type="dxa" w:w="1728"/>
+          </w:tcPr>
+          <w:p>
+            <w:r>
+              <w:t>Final RMSE, MAE, N, convergence summary</w:t>
+            </w:r>
+          </w:p>
+        </w:tc>
+        <w:tc>
+          <w:tcPr>
+            <w:tcW w:type="dxa" w:w="1728"/>
+          </w:tcPr>
+          <w:p>
+            <w:r>
+              <w:t>Machine-readable summary for automated pipeline comparison.</w:t>
+            </w:r>
+          </w:p>
+        </w:tc>
+      </w:tr>
+      <w:tr>
+        <w:tc>
+          <w:tcPr>
+            <w:tcW w:type="dxa" w:w="1728"/>
+          </w:tcPr>
+          <w:p>
+            <w:r>
+              <w:t>`receiver_results_calibrated.csv`</w:t>
+            </w:r>
+          </w:p>
+        </w:tc>
+        <w:tc>
+          <w:tcPr>
+            <w:tcW w:type="dxa" w:w="1728"/>
+          </w:tcPr>
+          <w:p>
+            <w:r>
+              <w:t>`results/diff_rt/`</w:t>
+            </w:r>
+          </w:p>
+        </w:tc>
+        <w:tc>
+          <w:tcPr>
+            <w:tcW w:type="dxa" w:w="1728"/>
+          </w:tcPr>
+          <w:p>
+            <w:r>
+              <w:t>Stage 5 — Evaluation</w:t>
+            </w:r>
+          </w:p>
+        </w:tc>
+        <w:tc>
+          <w:tcPr>
+            <w:tcW w:type="dxa" w:w="1728"/>
+          </w:tcPr>
+          <w:p>
+            <w:r>
+              <w:t>Per-receiver final PL sim vs meas after full calibration</w:t>
+            </w:r>
+          </w:p>
+        </w:tc>
+        <w:tc>
+          <w:tcPr>
+            <w:tcW w:type="dxa" w:w="1728"/>
+          </w:tcPr>
+          <w:p>
+            <w:r>
+              <w:t>Final per-point accuracy assessment. Used to generate scatter plots and coverage maps.</w:t>
+            </w:r>
+          </w:p>
+        </w:tc>
+      </w:tr>
+    </w:tbl>
+    <w:p/>
+    <w:p/>
+    <w:p>
+      <w:r>
+        <w:t>────────────────────────────────────────────────────────────</w:t>
+      </w:r>
+    </w:p>
+    <w:p/>
+    <w:p>
+      <w:pPr>
+        <w:pStyle w:val="Heading3"/>
+        <w:jc w:val="left"/>
+      </w:pPr>
+      <w:r>
+        <w:t>8.3 Pipeline Data Flow</w:t>
+      </w:r>
+    </w:p>
+    <w:p/>
+    <w:p>
+      <w:r>
+        <w:t xml:space="preserve">Each file acts as a </w:t>
+      </w:r>
+      <w:r>
+        <w:rPr>
+          <w:b/>
+        </w:rPr>
+        <w:t>handoff point</w:t>
+      </w:r>
+      <w:r>
+        <w:t xml:space="preserve"> between pipeline stages:</w:t>
+      </w:r>
+    </w:p>
+    <w:p/>
+    <w:p>
+      <w:pPr>
+        <w:ind w:left="576"/>
+      </w:pPr>
+      <w:r>
+        <w:rPr>
+          <w:rFonts w:ascii="Courier New" w:hAnsi="Courier New"/>
+          <w:color w:val="2C3E50"/>
+          <w:sz w:val="17"/>
+        </w:rPr>
+        <w:t>Raw inputs</w:t>
+        <w:br/>
+        <w:t xml:space="preserve">    │</w:t>
+        <w:br/>
+        <w:t xml:space="preserve">    ▼</w:t>
+        <w:br/>
+        <w:t>[Stage 2 Pre-tracing]</w:t>
+        <w:br/>
+        <w:t xml:space="preserve">    └──► path_solver_results.csv          (diagnostic: which RX are solvable)</w:t>
+        <w:br/>
+        <w:t xml:space="preserve">    │</w:t>
+        <w:br/>
+        <w:t xml:space="preserve">    ▼</w:t>
+        <w:br/>
+        <w:t>[Stage 3 Scalar Offset — Cell 10b]</w:t>
+        <w:br/>
+        <w:t xml:space="preserve">    └──► scalar_offset_915mhz.json        (transfer: global dB correction)</w:t>
+        <w:br/>
+        <w:t xml:space="preserve">    └──► scalar_offset_history.csv        (diagnostic: convergence)</w:t>
+        <w:br/>
+        <w:t xml:space="preserve">    │</w:t>
+        <w:br/>
+        <w:t xml:space="preserve">    ▼</w:t>
+        <w:br/>
+        <w:t>[Stage 4 Material Calibration — Cell 11b]</w:t>
+        <w:br/>
+        <w:t xml:space="preserve">    └──► calibrated_materials_915mhz.json (transfer: learned ep_r, sigma, S)</w:t>
+        <w:br/>
+        <w:t xml:space="preserve">    └──► material_calib_history.csv       (diagnostic: convergence)</w:t>
+        <w:br/>
+        <w:t xml:space="preserve">    │</w:t>
+        <w:br/>
+        <w:t xml:space="preserve">    ▼</w:t>
+        <w:br/>
+        <w:t>[Stage 5 Evaluation]</w:t>
+        <w:br/>
+        <w:t xml:space="preserve">    └──► calibration_results.json         (summary metrics)</w:t>
+        <w:br/>
+        <w:t xml:space="preserve">    └──► receiver_results_calibrated.csv  (per-RX final accuracy)</w:t>
+        <w:br/>
+        <w:t xml:space="preserve">    │</w:t>
+        <w:br/>
+        <w:t xml:space="preserve">    ▼</w:t>
+        <w:br/>
+        <w:t>[Stage 6 — Sionna 2.0 DEM Cell 4A]</w:t>
+        <w:br/>
+        <w:t xml:space="preserve">    ├── Loads scalar_offset_915mhz.json</w:t>
+        <w:br/>
+        <w:t xml:space="preserve">    └── Loads calibrated_materials_915mhz.json</w:t>
+        <w:br/>
+        <w:t xml:space="preserve">        └──► Full DEM simulation with calibrated materials</w:t>
+      </w:r>
+    </w:p>
+    <w:p/>
+    <w:p>
+      <w:r/>
+      <w:r>
+        <w:rPr>
+          <w:b/>
+        </w:rPr>
+        <w:t>Transfer files</w:t>
+      </w:r>
+      <w:r>
+        <w:t xml:space="preserve"> (</w:t>
+      </w:r>
+      <w:r>
+        <w:rPr>
+          <w:rFonts w:ascii="Courier New" w:hAnsi="Courier New"/>
+          <w:sz w:val="18"/>
+        </w:rPr>
+        <w:t>scalar_offset_915mhz.json</w:t>
+      </w:r>
+      <w:r>
+        <w:t xml:space="preserve"> and </w:t>
+      </w:r>
+      <w:r>
+        <w:rPr>
+          <w:rFonts w:ascii="Courier New" w:hAnsi="Courier New"/>
+          <w:sz w:val="18"/>
+        </w:rPr>
+        <w:t>calibrated_materials_915mhz.json</w:t>
+      </w:r>
+      <w:r>
+        <w:t>) bridge the Sionna 0.19.2 differentiable calibration → Sionna 2.0 production simulation. This decoupling means calibration can be re-run independently of the full DEM simulation.</w:t>
+      </w:r>
+    </w:p>
+    <w:p/>
+    <w:p>
+      <w:r>
+        <w:t>────────────────────────────────────────────────────────────</w:t>
+      </w:r>
+    </w:p>
+    <w:p/>
+    <w:p>
+      <w:pPr>
+        <w:pStyle w:val="Heading2"/>
+        <w:jc w:val="left"/>
+      </w:pPr>
+      <w:r>
+        <w:t>9. Summary</w:t>
+      </w:r>
+    </w:p>
+    <w:p/>
+    <w:p>
+      <w:pPr>
+        <w:pStyle w:val="Heading3"/>
+        <w:jc w:val="left"/>
+      </w:pPr>
+      <w:r>
+        <w:t>9.1 Stage 1 Results (Complete)</w:t>
+      </w:r>
+    </w:p>
+    <w:p/>
+    <w:tbl>
+      <w:tblPr>
+        <w:tblStyle w:val="TableGrid"/>
+        <w:tblW w:type="auto" w:w="0"/>
+        <w:tblLook w:firstColumn="1" w:firstRow="1" w:lastColumn="0" w:lastRow="0" w:noHBand="0" w:noVBand="1" w:val="04A0"/>
+      </w:tblPr>
+      <w:tblGrid>
+        <w:gridCol w:w="4320"/>
+        <w:gridCol w:w="4320"/>
+      </w:tblGrid>
+      <w:tr>
+        <w:tc>
+          <w:tcPr>
+            <w:tcW w:type="dxa" w:w="4320"/>
           </w:tcPr>
           <w:p>
             <w:r>
@@ -4965,8 +5671,7 @@
         </w:tc>
         <w:tc>
           <w:tcPr>
-            <w:tcW w:type="dxa" w:w="4703"/>
-            <w:shd w:fill="BDD7EE" w:val="clear"/>
+            <w:tcW w:type="dxa" w:w="4320"/>
           </w:tcPr>
           <w:p>
             <w:r>
@@ -4981,7 +5686,7 @@
       <w:tr>
         <w:tc>
           <w:tcPr>
-            <w:tcW w:type="dxa" w:w="4703"/>
+            <w:tcW w:type="dxa" w:w="4320"/>
           </w:tcPr>
           <w:p>
             <w:r>
@@ -4991,11 +5696,11 @@
         </w:tc>
         <w:tc>
           <w:tcPr>
-            <w:tcW w:type="dxa" w:w="4703"/>
-          </w:tcPr>
-          <w:p>
-            <w:r>
-              <w:t>−10.825 dB</w:t>
+            <w:tcW w:type="dxa" w:w="4320"/>
+          </w:tcPr>
+          <w:p>
+            <w:r>
+              <w:t>**−10.825 dB**</w:t>
             </w:r>
           </w:p>
         </w:tc>
@@ -5003,7 +5708,7 @@
       <w:tr>
         <w:tc>
           <w:tcPr>
-            <w:tcW w:type="dxa" w:w="4703"/>
+            <w:tcW w:type="dxa" w:w="4320"/>
           </w:tcPr>
           <w:p>
             <w:r>
@@ -5013,7 +5718,7 @@
         </w:tc>
         <w:tc>
           <w:tcPr>
-            <w:tcW w:type="dxa" w:w="4703"/>
+            <w:tcW w:type="dxa" w:w="4320"/>
           </w:tcPr>
           <w:p>
             <w:r>
@@ -5025,7 +5730,7 @@
       <w:tr>
         <w:tc>
           <w:tcPr>
-            <w:tcW w:type="dxa" w:w="4703"/>
+            <w:tcW w:type="dxa" w:w="4320"/>
           </w:tcPr>
           <w:p>
             <w:r>
@@ -5035,11 +5740,11 @@
         </w:tc>
         <w:tc>
           <w:tcPr>
-            <w:tcW w:type="dxa" w:w="4703"/>
-          </w:tcPr>
-          <w:p>
-            <w:r>
-              <w:t>8.67 dB</w:t>
+            <w:tcW w:type="dxa" w:w="4320"/>
+          </w:tcPr>
+          <w:p>
+            <w:r>
+              <w:t>**8.67 dB**</w:t>
             </w:r>
           </w:p>
         </w:tc>
@@ -5047,7 +5752,7 @@
       <w:tr>
         <w:tc>
           <w:tcPr>
-            <w:tcW w:type="dxa" w:w="4703"/>
+            <w:tcW w:type="dxa" w:w="4320"/>
           </w:tcPr>
           <w:p>
             <w:r>
@@ -5057,11 +5762,11 @@
         </w:tc>
         <w:tc>
           <w:tcPr>
-            <w:tcW w:type="dxa" w:w="4703"/>
-          </w:tcPr>
-          <w:p>
-            <w:r>
-              <w:t>−7.08 dB</w:t>
+            <w:tcW w:type="dxa" w:w="4320"/>
+          </w:tcPr>
+          <w:p>
+            <w:r>
+              <w:t>**−7.08 dB**</w:t>
             </w:r>
           </w:p>
         </w:tc>
@@ -5069,7 +5774,7 @@
       <w:tr>
         <w:tc>
           <w:tcPr>
-            <w:tcW w:type="dxa" w:w="4703"/>
+            <w:tcW w:type="dxa" w:w="4320"/>
           </w:tcPr>
           <w:p>
             <w:r>
@@ -5079,11 +5784,11 @@
         </w:tc>
         <w:tc>
           <w:tcPr>
-            <w:tcW w:type="dxa" w:w="4703"/>
-          </w:tcPr>
-          <w:p>
-            <w:r>
-              <w:t>4.3 seconds</w:t>
+            <w:tcW w:type="dxa" w:w="4320"/>
+          </w:tcPr>
+          <w:p>
+            <w:r>
+              <w:t>**4.3 seconds**</w:t>
             </w:r>
           </w:p>
         </w:tc>
@@ -5091,7 +5796,7 @@
       <w:tr>
         <w:tc>
           <w:tcPr>
-            <w:tcW w:type="dxa" w:w="4703"/>
+            <w:tcW w:type="dxa" w:w="4320"/>
           </w:tcPr>
           <w:p>
             <w:r>
@@ -5101,7 +5806,7 @@
         </w:tc>
         <w:tc>
           <w:tcPr>
-            <w:tcW w:type="dxa" w:w="4703"/>
+            <w:tcW w:type="dxa" w:w="4320"/>
           </w:tcPr>
           <w:p>
             <w:r>
@@ -5113,7 +5818,7 @@
       <w:tr>
         <w:tc>
           <w:tcPr>
-            <w:tcW w:type="dxa" w:w="4703"/>
+            <w:tcW w:type="dxa" w:w="4320"/>
           </w:tcPr>
           <w:p>
             <w:r>
@@ -5123,7 +5828,7 @@
         </w:tc>
         <w:tc>
           <w:tcPr>
-            <w:tcW w:type="dxa" w:w="4703"/>
+            <w:tcW w:type="dxa" w:w="4320"/>
           </w:tcPr>
           <w:p>
             <w:r>
@@ -5133,20 +5838,22 @@
         </w:tc>
       </w:tr>
     </w:tbl>
+    <w:p/>
     <w:p/>
     <w:p>
       <w:pPr>
         <w:pStyle w:val="Heading3"/>
+        <w:jc w:val="left"/>
       </w:pPr>
       <w:r>
-        <w:t>8.2 Key Findings</w:t>
+        <w:t>9.2 Key Findings</w:t>
       </w:r>
     </w:p>
+    <w:p/>
     <w:p>
-      <w:pPr>
-        <w:pStyle w:val="ListNumber"/>
-      </w:pPr>
-      <w:r/>
+      <w:r>
+        <w:t xml:space="preserve">1. </w:t>
+      </w:r>
       <w:r>
         <w:rPr>
           <w:b/>
@@ -5158,10 +5865,9 @@
       </w:r>
     </w:p>
     <w:p>
-      <w:pPr>
-        <w:pStyle w:val="ListNumber"/>
-      </w:pPr>
-      <w:r/>
+      <w:r>
+        <w:t xml:space="preserve">2. </w:t>
+      </w:r>
       <w:r>
         <w:rPr>
           <w:b/>
@@ -5173,10 +5879,9 @@
       </w:r>
     </w:p>
     <w:p>
-      <w:pPr>
-        <w:pStyle w:val="ListNumber"/>
-      </w:pPr>
-      <w:r/>
+      <w:r>
+        <w:t xml:space="preserve">3. </w:t>
+      </w:r>
       <w:r>
         <w:rPr>
           <w:b/>
@@ -5188,10 +5893,9 @@
       </w:r>
     </w:p>
     <w:p>
-      <w:pPr>
-        <w:pStyle w:val="ListNumber"/>
-      </w:pPr>
-      <w:r/>
+      <w:r>
+        <w:t xml:space="preserve">4. </w:t>
+      </w:r>
       <w:r>
         <w:rPr>
           <w:b/>
@@ -5203,10 +5907,9 @@
       </w:r>
     </w:p>
     <w:p>
-      <w:pPr>
-        <w:pStyle w:val="ListNumber"/>
-      </w:pPr>
-      <w:r/>
+      <w:r>
+        <w:t xml:space="preserve">5. </w:t>
+      </w:r>
       <w:r>
         <w:rPr>
           <w:b/>
@@ -5217,14 +5920,17 @@
         <w:t xml:space="preserve"> — per-material ε_r/σ/S will address spatially-varying bias that the scalar offset cannot correct.</w:t>
       </w:r>
     </w:p>
+    <w:p/>
     <w:p>
       <w:pPr>
         <w:pStyle w:val="Heading3"/>
+        <w:jc w:val="left"/>
       </w:pPr>
       <w:r>
-        <w:t>8.3 Open Items</w:t>
+        <w:t>9.3 Open Items</w:t>
       </w:r>
     </w:p>
+    <w:p/>
     <w:tbl>
       <w:tblPr>
         <w:tblStyle w:val="TableGrid"/>
@@ -5232,15 +5938,14 @@
         <w:tblLook w:firstColumn="1" w:firstRow="1" w:lastColumn="0" w:lastRow="0" w:noHBand="0" w:noVBand="1" w:val="04A0"/>
       </w:tblPr>
       <w:tblGrid>
-        <w:gridCol w:w="3135"/>
-        <w:gridCol w:w="3135"/>
-        <w:gridCol w:w="3135"/>
+        <w:gridCol w:w="2880"/>
+        <w:gridCol w:w="2880"/>
+        <w:gridCol w:w="2880"/>
       </w:tblGrid>
       <w:tr>
         <w:tc>
           <w:tcPr>
-            <w:tcW w:type="dxa" w:w="3135"/>
-            <w:shd w:fill="BDD7EE" w:val="clear"/>
+            <w:tcW w:type="dxa" w:w="2880"/>
           </w:tcPr>
           <w:p>
             <w:r>
@@ -5253,8 +5958,7 @@
         </w:tc>
         <w:tc>
           <w:tcPr>
-            <w:tcW w:type="dxa" w:w="3135"/>
-            <w:shd w:fill="BDD7EE" w:val="clear"/>
+            <w:tcW w:type="dxa" w:w="2880"/>
           </w:tcPr>
           <w:p>
             <w:r>
@@ -5267,8 +5971,7 @@
         </w:tc>
         <w:tc>
           <w:tcPr>
-            <w:tcW w:type="dxa" w:w="3135"/>
-            <w:shd w:fill="BDD7EE" w:val="clear"/>
+            <w:tcW w:type="dxa" w:w="2880"/>
           </w:tcPr>
           <w:p>
             <w:r>
@@ -5283,7 +5986,7 @@
       <w:tr>
         <w:tc>
           <w:tcPr>
-            <w:tcW w:type="dxa" w:w="3135"/>
+            <w:tcW w:type="dxa" w:w="2880"/>
           </w:tcPr>
           <w:p>
             <w:r>
@@ -5293,7 +5996,7 @@
         </w:tc>
         <w:tc>
           <w:tcPr>
-            <w:tcW w:type="dxa" w:w="3135"/>
+            <w:tcW w:type="dxa" w:w="2880"/>
           </w:tcPr>
           <w:p>
             <w:r>
@@ -5303,7 +6006,7 @@
         </w:tc>
         <w:tc>
           <w:tcPr>
-            <w:tcW w:type="dxa" w:w="3135"/>
+            <w:tcW w:type="dxa" w:w="2880"/>
           </w:tcPr>
           <w:p>
             <w:r>
@@ -5315,17 +6018,17 @@
       <w:tr>
         <w:tc>
           <w:tcPr>
-            <w:tcW w:type="dxa" w:w="3135"/>
-          </w:tcPr>
-          <w:p>
-            <w:r>
-              <w:t>Increase num_samples for coverage</w:t>
-            </w:r>
-          </w:p>
-        </w:tc>
-        <w:tc>
-          <w:tcPr>
-            <w:tcW w:type="dxa" w:w="3135"/>
+            <w:tcW w:type="dxa" w:w="2880"/>
+          </w:tcPr>
+          <w:p>
+            <w:r>
+              <w:t>Increase `num_samples` for coverage</w:t>
+            </w:r>
+          </w:p>
+        </w:tc>
+        <w:tc>
+          <w:tcPr>
+            <w:tcW w:type="dxa" w:w="2880"/>
           </w:tcPr>
           <w:p>
             <w:r>
@@ -5335,7 +6038,7 @@
         </w:tc>
         <w:tc>
           <w:tcPr>
-            <w:tcW w:type="dxa" w:w="3135"/>
+            <w:tcW w:type="dxa" w:w="2880"/>
           </w:tcPr>
           <w:p>
             <w:r>
@@ -5347,7 +6050,7 @@
       <w:tr>
         <w:tc>
           <w:tcPr>
-            <w:tcW w:type="dxa" w:w="3135"/>
+            <w:tcW w:type="dxa" w:w="2880"/>
           </w:tcPr>
           <w:p>
             <w:r>
@@ -5357,7 +6060,7 @@
         </w:tc>
         <w:tc>
           <w:tcPr>
-            <w:tcW w:type="dxa" w:w="3135"/>
+            <w:tcW w:type="dxa" w:w="2880"/>
           </w:tcPr>
           <w:p>
             <w:r>
@@ -5367,7 +6070,7 @@
         </w:tc>
         <w:tc>
           <w:tcPr>
-            <w:tcW w:type="dxa" w:w="3135"/>
+            <w:tcW w:type="dxa" w:w="2880"/>
           </w:tcPr>
           <w:p>
             <w:r>
@@ -5379,7 +6082,7 @@
       <w:tr>
         <w:tc>
           <w:tcPr>
-            <w:tcW w:type="dxa" w:w="3135"/>
+            <w:tcW w:type="dxa" w:w="2880"/>
           </w:tcPr>
           <w:p>
             <w:r>
@@ -5389,7 +6092,7 @@
         </w:tc>
         <w:tc>
           <w:tcPr>
-            <w:tcW w:type="dxa" w:w="3135"/>
+            <w:tcW w:type="dxa" w:w="2880"/>
           </w:tcPr>
           <w:p>
             <w:r>
@@ -5399,7 +6102,7 @@
         </w:tc>
         <w:tc>
           <w:tcPr>
-            <w:tcW w:type="dxa" w:w="3135"/>
+            <w:tcW w:type="dxa" w:w="2880"/>
           </w:tcPr>
           <w:p>
             <w:r>
@@ -5410,6 +6113,12 @@
       </w:tr>
     </w:tbl>
     <w:p/>
+    <w:p/>
+    <w:p>
+      <w:r>
+        <w:t>────────────────────────────────────────────────────────────</w:t>
+      </w:r>
+    </w:p>
     <w:p/>
     <w:p>
       <w:r>
@@ -5421,9 +6130,10 @@
         <w:t>*Scene: scene_v2_infra — Branch: claude/cool-cori-rrWbY*</w:t>
       </w:r>
     </w:p>
+    <w:p/>
     <w:sectPr>
       <w:pgSz w:w="12240" w:h="15840"/>
-      <w:pgMar w:top="1417" w:right="1417" w:bottom="1417" w:left="1417" w:header="720" w:footer="720" w:gutter="0"/>
+      <w:pgMar w:top="1440" w:right="1800" w:bottom="1440" w:left="1800" w:header="720" w:footer="720" w:gutter="0"/>
       <w:cols w:space="720"/>
       <w:docGrid w:linePitch="360"/>
     </w:sectPr>
@@ -5861,8 +6571,8 @@
       <w:rFonts w:asciiTheme="majorHAnsi" w:eastAsiaTheme="majorEastAsia" w:hAnsiTheme="majorHAnsi" w:cstheme="majorBidi"/>
       <w:b/>
       <w:bCs/>
-      <w:color w:val="1F497D"/>
-      <w:sz w:val="36"/>
+      <w:color w:val="365F91" w:themeColor="accent1" w:themeShade="BF"/>
+      <w:sz w:val="28"/>
       <w:szCs w:val="28"/>
     </w:rPr>
   </w:style>
@@ -5885,8 +6595,8 @@
       <w:rFonts w:asciiTheme="majorHAnsi" w:eastAsiaTheme="majorEastAsia" w:hAnsiTheme="majorHAnsi" w:cstheme="majorBidi"/>
       <w:b/>
       <w:bCs/>
-      <w:color w:val="1F497D"/>
-      <w:sz w:val="28"/>
+      <w:color w:val="4F81BD" w:themeColor="accent1"/>
+      <w:sz w:val="26"/>
       <w:szCs w:val="26"/>
     </w:rPr>
   </w:style>
@@ -5909,8 +6619,7 @@
       <w:rFonts w:asciiTheme="majorHAnsi" w:eastAsiaTheme="majorEastAsia" w:hAnsiTheme="majorHAnsi" w:cstheme="majorBidi"/>
       <w:b/>
       <w:bCs/>
-      <w:color w:val="4472C4"/>
-      <w:sz w:val="24"/>
+      <w:color w:val="4F81BD" w:themeColor="accent1"/>
     </w:rPr>
   </w:style>
   <w:style w:type="paragraph" w:styleId="Heading4">
